--- a/internal_doc/13.持续集成/SequoiaDB_CI_调整说明书.docx
+++ b/internal_doc/13.持续集成/SequoiaDB_CI_调整说明书.docx
@@ -5,9 +5,6 @@
     <w:p>
       <w:pPr>
         <w:pStyle w:val="Title"/>
-        <w:rPr>
-          <w:rFonts w:hint="eastAsia"/>
-        </w:rPr>
       </w:pPr>
       <w:r>
         <w:rPr>
@@ -22,19 +19,10 @@
         <w:t>调整说明书</w:t>
       </w:r>
     </w:p>
-    <w:p>
-      <w:pPr>
-        <w:rPr>
-          <w:rFonts w:hint="eastAsia"/>
-        </w:rPr>
-      </w:pPr>
-    </w:p>
+    <w:p/>
     <w:p>
       <w:pPr>
         <w:pStyle w:val="Heading3"/>
-        <w:rPr>
-          <w:rFonts w:hint="eastAsia"/>
-        </w:rPr>
       </w:pPr>
       <w:r>
         <w:rPr>
@@ -65,9 +53,6 @@
             <w:pPr>
               <w:ind w:left="0"/>
               <w:jc w:val="center"/>
-              <w:rPr>
-                <w:rFonts w:hint="eastAsia"/>
-              </w:rPr>
             </w:pPr>
             <w:r>
               <w:rPr>
@@ -86,9 +71,6 @@
             <w:pPr>
               <w:ind w:left="0"/>
               <w:jc w:val="center"/>
-              <w:rPr>
-                <w:rFonts w:hint="eastAsia"/>
-              </w:rPr>
             </w:pPr>
             <w:r>
               <w:rPr>
@@ -113,9 +95,6 @@
             <w:pPr>
               <w:ind w:left="0"/>
               <w:jc w:val="center"/>
-              <w:rPr>
-                <w:rFonts w:hint="eastAsia"/>
-              </w:rPr>
             </w:pPr>
             <w:r>
               <w:rPr>
@@ -134,9 +113,6 @@
           <w:p>
             <w:pPr>
               <w:ind w:left="0"/>
-              <w:rPr>
-                <w:rFonts w:hint="eastAsia"/>
-              </w:rPr>
             </w:pPr>
             <w:r>
               <w:rPr>
@@ -153,22 +129,16 @@
           <w:p>
             <w:pPr>
               <w:ind w:left="0"/>
-              <w:rPr>
-                <w:rFonts w:hint="eastAsia"/>
-              </w:rPr>
-            </w:pPr>
-          </w:p>
-        </w:tc>
-        <w:tc>
-          <w:tcPr>
-            <w:tcW w:w="2841" w:type="dxa"/>
-          </w:tcPr>
-          <w:p>
-            <w:pPr>
-              <w:ind w:left="0"/>
-              <w:rPr>
-                <w:rFonts w:hint="eastAsia"/>
-              </w:rPr>
+            </w:pPr>
+          </w:p>
+        </w:tc>
+        <w:tc>
+          <w:tcPr>
+            <w:tcW w:w="2841" w:type="dxa"/>
+          </w:tcPr>
+          <w:p>
+            <w:pPr>
+              <w:ind w:left="0"/>
             </w:pPr>
           </w:p>
         </w:tc>
@@ -181,9 +151,6 @@
           <w:p>
             <w:pPr>
               <w:ind w:left="0"/>
-              <w:rPr>
-                <w:rFonts w:hint="eastAsia"/>
-              </w:rPr>
             </w:pPr>
             <w:r>
               <w:rPr>
@@ -206,22 +173,16 @@
           <w:p>
             <w:pPr>
               <w:ind w:left="0"/>
-              <w:rPr>
-                <w:rFonts w:hint="eastAsia"/>
-              </w:rPr>
-            </w:pPr>
-          </w:p>
-        </w:tc>
-        <w:tc>
-          <w:tcPr>
-            <w:tcW w:w="2841" w:type="dxa"/>
-          </w:tcPr>
-          <w:p>
-            <w:pPr>
-              <w:ind w:left="0"/>
-              <w:rPr>
-                <w:rFonts w:hint="eastAsia"/>
-              </w:rPr>
+            </w:pPr>
+          </w:p>
+        </w:tc>
+        <w:tc>
+          <w:tcPr>
+            <w:tcW w:w="2841" w:type="dxa"/>
+          </w:tcPr>
+          <w:p>
+            <w:pPr>
+              <w:ind w:left="0"/>
             </w:pPr>
           </w:p>
         </w:tc>
@@ -234,9 +195,6 @@
           <w:p>
             <w:pPr>
               <w:ind w:left="0"/>
-              <w:rPr>
-                <w:rFonts w:hint="eastAsia"/>
-              </w:rPr>
             </w:pPr>
             <w:r>
               <w:rPr>
@@ -253,22 +211,16 @@
           <w:p>
             <w:pPr>
               <w:ind w:left="0"/>
-              <w:rPr>
-                <w:rFonts w:hint="eastAsia"/>
-              </w:rPr>
-            </w:pPr>
-          </w:p>
-        </w:tc>
-        <w:tc>
-          <w:tcPr>
-            <w:tcW w:w="2841" w:type="dxa"/>
-          </w:tcPr>
-          <w:p>
-            <w:pPr>
-              <w:ind w:left="0"/>
-              <w:rPr>
-                <w:rFonts w:hint="eastAsia"/>
-              </w:rPr>
+            </w:pPr>
+          </w:p>
+        </w:tc>
+        <w:tc>
+          <w:tcPr>
+            <w:tcW w:w="2841" w:type="dxa"/>
+          </w:tcPr>
+          <w:p>
+            <w:pPr>
+              <w:ind w:left="0"/>
             </w:pPr>
           </w:p>
         </w:tc>
@@ -281,9 +233,6 @@
           <w:p>
             <w:pPr>
               <w:ind w:left="0"/>
-              <w:rPr>
-                <w:rFonts w:hint="eastAsia"/>
-              </w:rPr>
             </w:pPr>
             <w:r>
               <w:rPr>
@@ -306,22 +255,16 @@
           <w:p>
             <w:pPr>
               <w:ind w:left="0"/>
-              <w:rPr>
-                <w:rFonts w:hint="eastAsia"/>
-              </w:rPr>
-            </w:pPr>
-          </w:p>
-        </w:tc>
-        <w:tc>
-          <w:tcPr>
-            <w:tcW w:w="2841" w:type="dxa"/>
-          </w:tcPr>
-          <w:p>
-            <w:pPr>
-              <w:ind w:left="0"/>
-              <w:rPr>
-                <w:rFonts w:hint="eastAsia"/>
-              </w:rPr>
+            </w:pPr>
+          </w:p>
+        </w:tc>
+        <w:tc>
+          <w:tcPr>
+            <w:tcW w:w="2841" w:type="dxa"/>
+          </w:tcPr>
+          <w:p>
+            <w:pPr>
+              <w:ind w:left="0"/>
             </w:pPr>
           </w:p>
         </w:tc>
@@ -334,9 +277,6 @@
           <w:p>
             <w:pPr>
               <w:ind w:left="0"/>
-              <w:rPr>
-                <w:rFonts w:hint="eastAsia"/>
-              </w:rPr>
             </w:pPr>
             <w:r>
               <w:rPr>
@@ -359,22 +299,16 @@
           <w:p>
             <w:pPr>
               <w:ind w:left="0"/>
-              <w:rPr>
-                <w:rFonts w:hint="eastAsia"/>
-              </w:rPr>
-            </w:pPr>
-          </w:p>
-        </w:tc>
-        <w:tc>
-          <w:tcPr>
-            <w:tcW w:w="2841" w:type="dxa"/>
-          </w:tcPr>
-          <w:p>
-            <w:pPr>
-              <w:ind w:left="0"/>
-              <w:rPr>
-                <w:rFonts w:hint="eastAsia"/>
-              </w:rPr>
+            </w:pPr>
+          </w:p>
+        </w:tc>
+        <w:tc>
+          <w:tcPr>
+            <w:tcW w:w="2841" w:type="dxa"/>
+          </w:tcPr>
+          <w:p>
+            <w:pPr>
+              <w:ind w:left="0"/>
             </w:pPr>
           </w:p>
         </w:tc>
@@ -387,9 +321,6 @@
           <w:p>
             <w:pPr>
               <w:ind w:left="0"/>
-              <w:rPr>
-                <w:rFonts w:hint="eastAsia"/>
-              </w:rPr>
             </w:pPr>
             <w:r>
               <w:rPr>
@@ -412,22 +343,16 @@
           <w:p>
             <w:pPr>
               <w:ind w:left="0"/>
-              <w:rPr>
-                <w:rFonts w:hint="eastAsia"/>
-              </w:rPr>
-            </w:pPr>
-          </w:p>
-        </w:tc>
-        <w:tc>
-          <w:tcPr>
-            <w:tcW w:w="2841" w:type="dxa"/>
-          </w:tcPr>
-          <w:p>
-            <w:pPr>
-              <w:ind w:left="0"/>
-              <w:rPr>
-                <w:rFonts w:hint="eastAsia"/>
-              </w:rPr>
+            </w:pPr>
+          </w:p>
+        </w:tc>
+        <w:tc>
+          <w:tcPr>
+            <w:tcW w:w="2841" w:type="dxa"/>
+          </w:tcPr>
+          <w:p>
+            <w:pPr>
+              <w:ind w:left="0"/>
             </w:pPr>
           </w:p>
         </w:tc>
@@ -440,9 +365,6 @@
           <w:p>
             <w:pPr>
               <w:ind w:left="0"/>
-              <w:rPr>
-                <w:rFonts w:hint="eastAsia"/>
-              </w:rPr>
             </w:pPr>
             <w:r>
               <w:rPr>
@@ -465,22 +387,16 @@
           <w:p>
             <w:pPr>
               <w:ind w:left="0"/>
-              <w:rPr>
-                <w:rFonts w:hint="eastAsia"/>
-              </w:rPr>
-            </w:pPr>
-          </w:p>
-        </w:tc>
-        <w:tc>
-          <w:tcPr>
-            <w:tcW w:w="2841" w:type="dxa"/>
-          </w:tcPr>
-          <w:p>
-            <w:pPr>
-              <w:ind w:left="0"/>
-              <w:rPr>
-                <w:rFonts w:hint="eastAsia"/>
-              </w:rPr>
+            </w:pPr>
+          </w:p>
+        </w:tc>
+        <w:tc>
+          <w:tcPr>
+            <w:tcW w:w="2841" w:type="dxa"/>
+          </w:tcPr>
+          <w:p>
+            <w:pPr>
+              <w:ind w:left="0"/>
             </w:pPr>
           </w:p>
         </w:tc>
@@ -493,9 +409,6 @@
           <w:p>
             <w:pPr>
               <w:ind w:left="0"/>
-              <w:rPr>
-                <w:rFonts w:hint="eastAsia"/>
-              </w:rPr>
             </w:pPr>
             <w:r>
               <w:rPr>
@@ -518,22 +431,16 @@
           <w:p>
             <w:pPr>
               <w:ind w:left="0"/>
-              <w:rPr>
-                <w:rFonts w:hint="eastAsia"/>
-              </w:rPr>
-            </w:pPr>
-          </w:p>
-        </w:tc>
-        <w:tc>
-          <w:tcPr>
-            <w:tcW w:w="2841" w:type="dxa"/>
-          </w:tcPr>
-          <w:p>
-            <w:pPr>
-              <w:ind w:left="0"/>
-              <w:rPr>
-                <w:rFonts w:hint="eastAsia"/>
-              </w:rPr>
+            </w:pPr>
+          </w:p>
+        </w:tc>
+        <w:tc>
+          <w:tcPr>
+            <w:tcW w:w="2841" w:type="dxa"/>
+          </w:tcPr>
+          <w:p>
+            <w:pPr>
+              <w:ind w:left="0"/>
             </w:pPr>
           </w:p>
         </w:tc>
@@ -546,9 +453,6 @@
           <w:p>
             <w:pPr>
               <w:ind w:left="0"/>
-              <w:rPr>
-                <w:rFonts w:hint="eastAsia"/>
-              </w:rPr>
             </w:pPr>
             <w:r>
               <w:rPr>
@@ -571,22 +475,16 @@
           <w:p>
             <w:pPr>
               <w:ind w:left="0"/>
-              <w:rPr>
-                <w:rFonts w:hint="eastAsia"/>
-              </w:rPr>
-            </w:pPr>
-          </w:p>
-        </w:tc>
-        <w:tc>
-          <w:tcPr>
-            <w:tcW w:w="2841" w:type="dxa"/>
-          </w:tcPr>
-          <w:p>
-            <w:pPr>
-              <w:ind w:left="0"/>
-              <w:rPr>
-                <w:rFonts w:hint="eastAsia"/>
-              </w:rPr>
+            </w:pPr>
+          </w:p>
+        </w:tc>
+        <w:tc>
+          <w:tcPr>
+            <w:tcW w:w="2841" w:type="dxa"/>
+          </w:tcPr>
+          <w:p>
+            <w:pPr>
+              <w:ind w:left="0"/>
             </w:pPr>
           </w:p>
         </w:tc>
@@ -599,9 +497,6 @@
           <w:p>
             <w:pPr>
               <w:ind w:left="0"/>
-              <w:rPr>
-                <w:rFonts w:hint="eastAsia"/>
-              </w:rPr>
             </w:pPr>
             <w:r>
               <w:rPr>
@@ -624,22 +519,16 @@
           <w:p>
             <w:pPr>
               <w:ind w:left="0"/>
-              <w:rPr>
-                <w:rFonts w:hint="eastAsia"/>
-              </w:rPr>
-            </w:pPr>
-          </w:p>
-        </w:tc>
-        <w:tc>
-          <w:tcPr>
-            <w:tcW w:w="2841" w:type="dxa"/>
-          </w:tcPr>
-          <w:p>
-            <w:pPr>
-              <w:ind w:left="0"/>
-              <w:rPr>
-                <w:rFonts w:hint="eastAsia"/>
-              </w:rPr>
+            </w:pPr>
+          </w:p>
+        </w:tc>
+        <w:tc>
+          <w:tcPr>
+            <w:tcW w:w="2841" w:type="dxa"/>
+          </w:tcPr>
+          <w:p>
+            <w:pPr>
+              <w:ind w:left="0"/>
             </w:pPr>
           </w:p>
         </w:tc>
@@ -652,9 +541,6 @@
           <w:p>
             <w:pPr>
               <w:ind w:left="0"/>
-              <w:rPr>
-                <w:rFonts w:hint="eastAsia"/>
-              </w:rPr>
             </w:pPr>
             <w:r>
               <w:rPr>
@@ -677,22 +563,16 @@
           <w:p>
             <w:pPr>
               <w:ind w:left="0"/>
-              <w:rPr>
-                <w:rFonts w:hint="eastAsia"/>
-              </w:rPr>
-            </w:pPr>
-          </w:p>
-        </w:tc>
-        <w:tc>
-          <w:tcPr>
-            <w:tcW w:w="2841" w:type="dxa"/>
-          </w:tcPr>
-          <w:p>
-            <w:pPr>
-              <w:ind w:left="0"/>
-              <w:rPr>
-                <w:rFonts w:hint="eastAsia"/>
-              </w:rPr>
+            </w:pPr>
+          </w:p>
+        </w:tc>
+        <w:tc>
+          <w:tcPr>
+            <w:tcW w:w="2841" w:type="dxa"/>
+          </w:tcPr>
+          <w:p>
+            <w:pPr>
+              <w:ind w:left="0"/>
             </w:pPr>
           </w:p>
         </w:tc>
@@ -705,9 +585,6 @@
           <w:p>
             <w:pPr>
               <w:ind w:left="0"/>
-              <w:rPr>
-                <w:rFonts w:hint="eastAsia"/>
-              </w:rPr>
             </w:pPr>
             <w:r>
               <w:rPr>
@@ -730,22 +607,16 @@
           <w:p>
             <w:pPr>
               <w:ind w:left="0"/>
-              <w:rPr>
-                <w:rFonts w:hint="eastAsia"/>
-              </w:rPr>
-            </w:pPr>
-          </w:p>
-        </w:tc>
-        <w:tc>
-          <w:tcPr>
-            <w:tcW w:w="2841" w:type="dxa"/>
-          </w:tcPr>
-          <w:p>
-            <w:pPr>
-              <w:ind w:left="0"/>
-              <w:rPr>
-                <w:rFonts w:hint="eastAsia"/>
-              </w:rPr>
+            </w:pPr>
+          </w:p>
+        </w:tc>
+        <w:tc>
+          <w:tcPr>
+            <w:tcW w:w="2841" w:type="dxa"/>
+          </w:tcPr>
+          <w:p>
+            <w:pPr>
+              <w:ind w:left="0"/>
             </w:pPr>
           </w:p>
         </w:tc>
@@ -758,53 +629,35 @@
           <w:p>
             <w:pPr>
               <w:ind w:left="0"/>
-              <w:rPr>
-                <w:rFonts w:hint="eastAsia"/>
-              </w:rPr>
-            </w:pPr>
-          </w:p>
-        </w:tc>
-        <w:tc>
-          <w:tcPr>
-            <w:tcW w:w="2841" w:type="dxa"/>
-          </w:tcPr>
-          <w:p>
-            <w:pPr>
-              <w:ind w:left="0"/>
-              <w:rPr>
-                <w:rFonts w:hint="eastAsia"/>
-              </w:rPr>
-            </w:pPr>
-          </w:p>
-        </w:tc>
-        <w:tc>
-          <w:tcPr>
-            <w:tcW w:w="2841" w:type="dxa"/>
-          </w:tcPr>
-          <w:p>
-            <w:pPr>
-              <w:ind w:left="0"/>
-              <w:rPr>
-                <w:rFonts w:hint="eastAsia"/>
-              </w:rPr>
+            </w:pPr>
+          </w:p>
+        </w:tc>
+        <w:tc>
+          <w:tcPr>
+            <w:tcW w:w="2841" w:type="dxa"/>
+          </w:tcPr>
+          <w:p>
+            <w:pPr>
+              <w:ind w:left="0"/>
+            </w:pPr>
+          </w:p>
+        </w:tc>
+        <w:tc>
+          <w:tcPr>
+            <w:tcW w:w="2841" w:type="dxa"/>
+          </w:tcPr>
+          <w:p>
+            <w:pPr>
+              <w:ind w:left="0"/>
             </w:pPr>
           </w:p>
         </w:tc>
       </w:tr>
     </w:tbl>
-    <w:p>
-      <w:pPr>
-        <w:rPr>
-          <w:rFonts w:hint="eastAsia"/>
-        </w:rPr>
-      </w:pPr>
-    </w:p>
+    <w:p/>
     <w:p>
       <w:pPr>
         <w:pStyle w:val="Heading3"/>
-        <w:rPr>
-          <w:rFonts w:hint="eastAsia"/>
-        </w:rPr>
       </w:pPr>
       <w:r>
         <w:rPr>
@@ -835,9 +688,6 @@
             <w:pPr>
               <w:ind w:left="0"/>
               <w:jc w:val="center"/>
-              <w:rPr>
-                <w:rFonts w:hint="eastAsia"/>
-              </w:rPr>
             </w:pPr>
             <w:r>
               <w:rPr>
@@ -856,9 +706,6 @@
             <w:pPr>
               <w:ind w:left="0"/>
               <w:jc w:val="center"/>
-              <w:rPr>
-                <w:rFonts w:hint="eastAsia"/>
-              </w:rPr>
             </w:pPr>
             <w:r>
               <w:rPr>
@@ -895,9 +742,6 @@
           <w:p>
             <w:pPr>
               <w:ind w:left="0"/>
-              <w:rPr>
-                <w:rFonts w:hint="eastAsia"/>
-              </w:rPr>
             </w:pPr>
             <w:r>
               <w:rPr>
@@ -924,9 +768,6 @@
           <w:p>
             <w:pPr>
               <w:ind w:left="0"/>
-              <w:rPr>
-                <w:rFonts w:hint="eastAsia"/>
-              </w:rPr>
             </w:pPr>
             <w:r>
               <w:rPr>
@@ -989,9 +830,6 @@
           <w:p>
             <w:pPr>
               <w:ind w:left="0"/>
-              <w:rPr>
-                <w:rFonts w:hint="eastAsia"/>
-              </w:rPr>
             </w:pPr>
             <w:r>
               <w:rPr>
@@ -1030,9 +868,6 @@
           <w:p>
             <w:pPr>
               <w:ind w:left="0"/>
-              <w:rPr>
-                <w:rFonts w:hint="eastAsia"/>
-              </w:rPr>
             </w:pPr>
             <w:r>
               <w:rPr>
@@ -1108,25 +943,16 @@
         </w:tc>
       </w:tr>
     </w:tbl>
-    <w:p>
-      <w:pPr>
-        <w:rPr>
-          <w:rFonts w:hint="eastAsia"/>
-        </w:rPr>
-      </w:pPr>
-    </w:p>
+    <w:p/>
     <w:p>
       <w:pPr>
         <w:pStyle w:val="Heading3"/>
-        <w:rPr>
-          <w:rFonts w:hint="eastAsia"/>
-        </w:rPr>
-      </w:pPr>
-      <w:r>
-        <w:rPr>
-          <w:rFonts w:hint="eastAsia"/>
-        </w:rPr>
-        <w:t>Build</w:t>
+      </w:pPr>
+      <w:r>
+        <w:rPr>
+          <w:rFonts w:hint="eastAsia"/>
+        </w:rPr>
+        <w:t>发布包</w:t>
       </w:r>
       <w:r>
         <w:rPr>
@@ -1135,7 +961,604 @@
         <w:t>目录调整</w:t>
       </w:r>
     </w:p>
-    <w:p/>
+    <w:p>
+      <w:pPr>
+        <w:rPr>
+          <w:rFonts w:hint="eastAsia"/>
+        </w:rPr>
+      </w:pPr>
+      <w:r>
+        <w:rPr>
+          <w:rFonts w:hint="eastAsia"/>
+        </w:rPr>
+        <w:t>SequoiDB(</w:t>
+      </w:r>
+      <w:r>
+        <w:rPr>
+          <w:rFonts w:hint="eastAsia"/>
+        </w:rPr>
+        <w:t>根目录</w:t>
+      </w:r>
+      <w:r>
+        <w:rPr>
+          <w:rFonts w:hint="eastAsia"/>
+        </w:rPr>
+        <w:t>)</w:t>
+      </w:r>
+    </w:p>
+    <w:p>
+      <w:pPr>
+        <w:rPr>
+          <w:rFonts w:hint="eastAsia"/>
+        </w:rPr>
+      </w:pPr>
+      <w:r>
+        <w:rPr>
+          <w:rFonts w:hint="eastAsia"/>
+        </w:rPr>
+        <w:t xml:space="preserve">  |---bin</w:t>
+      </w:r>
+      <w:r>
+        <w:rPr>
+          <w:rFonts w:hint="eastAsia"/>
+        </w:rPr>
+        <w:t>（用于存放</w:t>
+      </w:r>
+      <w:r>
+        <w:rPr>
+          <w:rFonts w:hint="eastAsia"/>
+        </w:rPr>
+        <w:t>SequoiaDB</w:t>
+      </w:r>
+      <w:r>
+        <w:rPr>
+          <w:rFonts w:hint="eastAsia"/>
+        </w:rPr>
+        <w:t>可执行的版本程序）</w:t>
+      </w:r>
+    </w:p>
+    <w:p>
+      <w:pPr>
+        <w:rPr>
+          <w:rFonts w:hint="eastAsia"/>
+        </w:rPr>
+      </w:pPr>
+      <w:r>
+        <w:rPr>
+          <w:rFonts w:hint="eastAsia"/>
+        </w:rPr>
+        <w:t xml:space="preserve">  |---sbin</w:t>
+      </w:r>
+      <w:r>
+        <w:rPr>
+          <w:rFonts w:hint="eastAsia"/>
+        </w:rPr>
+        <w:t>（用于存放</w:t>
+      </w:r>
+      <w:r>
+        <w:rPr>
+          <w:rFonts w:hint="eastAsia"/>
+        </w:rPr>
+        <w:t>shell, javescript</w:t>
+      </w:r>
+      <w:r>
+        <w:rPr>
+          <w:rFonts w:hint="eastAsia"/>
+        </w:rPr>
+        <w:t>等可执行脚本）</w:t>
+      </w:r>
+    </w:p>
+    <w:p>
+      <w:pPr>
+        <w:rPr>
+          <w:rFonts w:hint="eastAsia"/>
+        </w:rPr>
+      </w:pPr>
+      <w:r>
+        <w:rPr>
+          <w:rFonts w:hint="eastAsia"/>
+        </w:rPr>
+        <w:t xml:space="preserve">      |---sh</w:t>
+      </w:r>
+    </w:p>
+    <w:p>
+      <w:pPr>
+        <w:rPr>
+          <w:rFonts w:hint="eastAsia"/>
+        </w:rPr>
+      </w:pPr>
+      <w:r>
+        <w:rPr>
+          <w:rFonts w:hint="eastAsia"/>
+        </w:rPr>
+        <w:lastRenderedPageBreak/>
+        <w:t xml:space="preserve">      |---js</w:t>
+      </w:r>
+    </w:p>
+    <w:p>
+      <w:pPr>
+        <w:rPr>
+          <w:rFonts w:hint="eastAsia"/>
+        </w:rPr>
+      </w:pPr>
+      <w:r>
+        <w:rPr>
+          <w:rFonts w:hint="eastAsia"/>
+        </w:rPr>
+        <w:t xml:space="preserve">  |---conf</w:t>
+      </w:r>
+      <w:r>
+        <w:rPr>
+          <w:rFonts w:hint="eastAsia"/>
+        </w:rPr>
+        <w:t>（用于存放系统的配置文件）</w:t>
+      </w:r>
+    </w:p>
+    <w:p>
+      <w:pPr>
+        <w:rPr>
+          <w:rFonts w:hint="eastAsia"/>
+        </w:rPr>
+      </w:pPr>
+      <w:r>
+        <w:rPr>
+          <w:rFonts w:hint="eastAsia"/>
+        </w:rPr>
+        <w:t xml:space="preserve">      |---local</w:t>
+      </w:r>
+    </w:p>
+    <w:p>
+      <w:pPr>
+        <w:rPr>
+          <w:rFonts w:hint="eastAsia"/>
+        </w:rPr>
+      </w:pPr>
+      <w:r>
+        <w:rPr>
+          <w:rFonts w:hint="eastAsia"/>
+        </w:rPr>
+        <w:t xml:space="preserve">      |---sample</w:t>
+      </w:r>
+    </w:p>
+    <w:p>
+      <w:pPr>
+        <w:rPr>
+          <w:rFonts w:hint="eastAsia"/>
+        </w:rPr>
+      </w:pPr>
+      <w:r>
+        <w:rPr>
+          <w:rFonts w:hint="eastAsia"/>
+        </w:rPr>
+        <w:t xml:space="preserve">      |---sdbcm.conf</w:t>
+      </w:r>
+    </w:p>
+    <w:p>
+      <w:pPr>
+        <w:rPr>
+          <w:rFonts w:hint="eastAsia"/>
+        </w:rPr>
+      </w:pPr>
+      <w:r>
+        <w:rPr>
+          <w:rFonts w:hint="eastAsia"/>
+        </w:rPr>
+        <w:t xml:space="preserve">  |---log</w:t>
+      </w:r>
+      <w:r>
+        <w:rPr>
+          <w:rFonts w:hint="eastAsia"/>
+        </w:rPr>
+        <w:t>（用于存放系统的日志文件）</w:t>
+      </w:r>
+    </w:p>
+    <w:p>
+      <w:pPr>
+        <w:rPr>
+          <w:rFonts w:hint="eastAsia"/>
+        </w:rPr>
+      </w:pPr>
+      <w:r>
+        <w:rPr>
+          <w:rFonts w:hint="eastAsia"/>
+        </w:rPr>
+        <w:t xml:space="preserve">  |---lib</w:t>
+      </w:r>
+      <w:r>
+        <w:rPr>
+          <w:rFonts w:hint="eastAsia"/>
+        </w:rPr>
+        <w:t>（用于存放</w:t>
+      </w:r>
+      <w:r>
+        <w:rPr>
+          <w:rFonts w:hint="eastAsia"/>
+        </w:rPr>
+        <w:t>SequoiaDB</w:t>
+      </w:r>
+      <w:r>
+        <w:rPr>
+          <w:rFonts w:hint="eastAsia"/>
+        </w:rPr>
+        <w:t>依赖的</w:t>
+      </w:r>
+      <w:r>
+        <w:rPr>
+          <w:rFonts w:hint="eastAsia"/>
+        </w:rPr>
+        <w:t>LIB</w:t>
+      </w:r>
+      <w:r>
+        <w:rPr>
+          <w:rFonts w:hint="eastAsia"/>
+        </w:rPr>
+        <w:t>库）</w:t>
+      </w:r>
+    </w:p>
+    <w:p>
+      <w:pPr>
+        <w:rPr>
+          <w:rFonts w:hint="eastAsia"/>
+        </w:rPr>
+      </w:pPr>
+      <w:r>
+        <w:rPr>
+          <w:rFonts w:hint="eastAsia"/>
+        </w:rPr>
+        <w:t xml:space="preserve">  |---web</w:t>
+      </w:r>
+      <w:r>
+        <w:rPr>
+          <w:rFonts w:hint="eastAsia"/>
+        </w:rPr>
+        <w:t>（用于存放</w:t>
+      </w:r>
+      <w:r>
+        <w:rPr>
+          <w:rFonts w:hint="eastAsia"/>
+        </w:rPr>
+        <w:t>WEB</w:t>
+      </w:r>
+      <w:r>
+        <w:rPr>
+          <w:rFonts w:hint="eastAsia"/>
+        </w:rPr>
+        <w:t>页面文件及配置）</w:t>
+      </w:r>
+    </w:p>
+    <w:p>
+      <w:pPr>
+        <w:rPr>
+          <w:rFonts w:hint="eastAsia"/>
+        </w:rPr>
+      </w:pPr>
+      <w:r>
+        <w:rPr>
+          <w:rFonts w:hint="eastAsia"/>
+        </w:rPr>
+        <w:t xml:space="preserve">  |---doc</w:t>
+      </w:r>
+      <w:r>
+        <w:rPr>
+          <w:rFonts w:hint="eastAsia"/>
+        </w:rPr>
+        <w:t>（用于存放资料文档）</w:t>
+      </w:r>
+    </w:p>
+    <w:p>
+      <w:pPr>
+        <w:rPr>
+          <w:rFonts w:hint="eastAsia"/>
+        </w:rPr>
+      </w:pPr>
+      <w:r>
+        <w:rPr>
+          <w:rFonts w:hint="eastAsia"/>
+        </w:rPr>
+        <w:t xml:space="preserve">  |---tools</w:t>
+      </w:r>
+      <w:r>
+        <w:rPr>
+          <w:rFonts w:hint="eastAsia"/>
+        </w:rPr>
+        <w:t>（用于存放</w:t>
+      </w:r>
+      <w:r>
+        <w:rPr>
+          <w:rFonts w:hint="eastAsia"/>
+        </w:rPr>
+        <w:t>SequoiaDB</w:t>
+      </w:r>
+      <w:r>
+        <w:rPr>
+          <w:rFonts w:hint="eastAsia"/>
+        </w:rPr>
+        <w:t>辅助类工具）</w:t>
+      </w:r>
+    </w:p>
+    <w:p>
+      <w:pPr>
+        <w:rPr>
+          <w:rFonts w:hint="eastAsia"/>
+        </w:rPr>
+      </w:pPr>
+      <w:r>
+        <w:rPr>
+          <w:rFonts w:hint="eastAsia"/>
+        </w:rPr>
+        <w:t xml:space="preserve">  |---</w:t>
+      </w:r>
+      <w:r>
+        <w:t>license</w:t>
+      </w:r>
+    </w:p>
+    <w:p>
+      <w:pPr>
+        <w:rPr>
+          <w:rFonts w:hint="eastAsia"/>
+        </w:rPr>
+      </w:pPr>
+      <w:r>
+        <w:rPr>
+          <w:rFonts w:hint="eastAsia"/>
+        </w:rPr>
+        <w:t xml:space="preserve">  |</w:t>
+      </w:r>
+      <w:r>
+        <w:rPr>
+          <w:rFonts w:hint="eastAsia"/>
+        </w:rPr>
+        <w:t>---driver</w:t>
+      </w:r>
+    </w:p>
+    <w:p>
+      <w:pPr>
+        <w:rPr>
+          <w:rFonts w:hint="eastAsia"/>
+        </w:rPr>
+      </w:pPr>
+      <w:r>
+        <w:rPr>
+          <w:rFonts w:hint="eastAsia"/>
+        </w:rPr>
+        <w:t xml:space="preserve">      |---c</w:t>
+      </w:r>
+    </w:p>
+    <w:p>
+      <w:pPr>
+        <w:rPr>
+          <w:rFonts w:hint="eastAsia"/>
+        </w:rPr>
+      </w:pPr>
+      <w:r>
+        <w:rPr>
+          <w:rFonts w:hint="eastAsia"/>
+        </w:rPr>
+        <w:t xml:space="preserve">         |---include</w:t>
+      </w:r>
+    </w:p>
+    <w:p>
+      <w:pPr>
+        <w:rPr>
+          <w:rFonts w:hint="eastAsia"/>
+        </w:rPr>
+      </w:pPr>
+      <w:r>
+        <w:rPr>
+          <w:rFonts w:hint="eastAsia"/>
+        </w:rPr>
+        <w:t xml:space="preserve">         |---lib</w:t>
+      </w:r>
+    </w:p>
+    <w:p>
+      <w:pPr>
+        <w:rPr>
+          <w:rFonts w:hint="eastAsia"/>
+        </w:rPr>
+      </w:pPr>
+      <w:r>
+        <w:rPr>
+          <w:rFonts w:hint="eastAsia"/>
+        </w:rPr>
+        <w:t xml:space="preserve">         |---sample</w:t>
+      </w:r>
+    </w:p>
+    <w:p>
+      <w:pPr>
+        <w:rPr>
+          <w:rFonts w:hint="eastAsia"/>
+        </w:rPr>
+      </w:pPr>
+      <w:r>
+        <w:rPr>
+          <w:rFonts w:hint="eastAsia"/>
+        </w:rPr>
+        <w:t xml:space="preserve">      |---c++</w:t>
+      </w:r>
+    </w:p>
+    <w:p>
+      <w:pPr>
+        <w:rPr>
+          <w:rFonts w:hint="eastAsia"/>
+        </w:rPr>
+      </w:pPr>
+      <w:r>
+        <w:rPr>
+          <w:rFonts w:hint="eastAsia"/>
+        </w:rPr>
+        <w:t xml:space="preserve">         |---include</w:t>
+      </w:r>
+    </w:p>
+    <w:p>
+      <w:pPr>
+        <w:rPr>
+          <w:rFonts w:hint="eastAsia"/>
+        </w:rPr>
+      </w:pPr>
+      <w:r>
+        <w:rPr>
+          <w:rFonts w:hint="eastAsia"/>
+        </w:rPr>
+        <w:t xml:space="preserve">         |---lib</w:t>
+      </w:r>
+    </w:p>
+    <w:p>
+      <w:pPr>
+        <w:rPr>
+          <w:rFonts w:hint="eastAsia"/>
+        </w:rPr>
+      </w:pPr>
+      <w:r>
+        <w:rPr>
+          <w:rFonts w:hint="eastAsia"/>
+        </w:rPr>
+        <w:t xml:space="preserve">         |---sample</w:t>
+      </w:r>
+    </w:p>
+    <w:p>
+      <w:pPr>
+        <w:rPr>
+          <w:rFonts w:hint="eastAsia"/>
+        </w:rPr>
+      </w:pPr>
+      <w:r>
+        <w:rPr>
+          <w:rFonts w:hint="eastAsia"/>
+        </w:rPr>
+        <w:t xml:space="preserve">      |---java</w:t>
+      </w:r>
+    </w:p>
+    <w:p>
+      <w:pPr>
+        <w:rPr>
+          <w:rFonts w:hint="eastAsia"/>
+        </w:rPr>
+      </w:pPr>
+      <w:r>
+        <w:rPr>
+          <w:rFonts w:hint="eastAsia"/>
+        </w:rPr>
+        <w:t xml:space="preserve">         |---</w:t>
+      </w:r>
+      <w:r>
+        <w:t>sequoiadb.jar</w:t>
+      </w:r>
+    </w:p>
+    <w:p>
+      <w:pPr>
+        <w:rPr>
+          <w:rFonts w:hint="eastAsia"/>
+        </w:rPr>
+      </w:pPr>
+      <w:r>
+        <w:rPr>
+          <w:rFonts w:hint="eastAsia"/>
+        </w:rPr>
+        <w:t xml:space="preserve">         |---sample</w:t>
+      </w:r>
+    </w:p>
+    <w:p>
+      <w:pPr>
+        <w:rPr>
+          <w:rFonts w:hint="eastAsia"/>
+        </w:rPr>
+      </w:pPr>
+      <w:r>
+        <w:rPr>
+          <w:rFonts w:hint="eastAsia"/>
+        </w:rPr>
+        <w:t xml:space="preserve">      |---php</w:t>
+      </w:r>
+    </w:p>
+    <w:p>
+      <w:pPr>
+        <w:rPr>
+          <w:rFonts w:hint="eastAsia"/>
+        </w:rPr>
+      </w:pPr>
+      <w:r>
+        <w:rPr>
+          <w:rFonts w:hint="eastAsia"/>
+        </w:rPr>
+        <w:t xml:space="preserve">      |---c#</w:t>
+      </w:r>
+    </w:p>
+    <w:p>
+      <w:pPr>
+        <w:rPr>
+          <w:rFonts w:hint="eastAsia"/>
+        </w:rPr>
+      </w:pPr>
+      <w:r>
+        <w:rPr>
+          <w:rFonts w:hint="eastAsia"/>
+        </w:rPr>
+        <w:t xml:space="preserve">      |---python</w:t>
+      </w:r>
+    </w:p>
+    <w:p>
+      <w:pPr>
+        <w:rPr>
+          <w:rFonts w:hint="eastAsia"/>
+        </w:rPr>
+      </w:pPr>
+      <w:r>
+        <w:rPr>
+          <w:rFonts w:hint="eastAsia"/>
+        </w:rPr>
+        <w:t xml:space="preserve">      |---</w:t>
+      </w:r>
+      <w:r>
+        <w:t xml:space="preserve"> postgresql</w:t>
+      </w:r>
+    </w:p>
+    <w:p>
+      <w:pPr>
+        <w:rPr>
+          <w:rFonts w:hint="eastAsia"/>
+        </w:rPr>
+      </w:pPr>
+      <w:r>
+        <w:rPr>
+          <w:rFonts w:hint="eastAsia"/>
+        </w:rPr>
+        <w:t xml:space="preserve">      |---hadoop</w:t>
+      </w:r>
+    </w:p>
+    <w:p>
+      <w:pPr>
+        <w:rPr>
+          <w:rFonts w:hint="eastAsia"/>
+        </w:rPr>
+      </w:pPr>
+      <w:r>
+        <w:rPr>
+          <w:rFonts w:hint="eastAsia"/>
+        </w:rPr>
+        <w:t xml:space="preserve">      |---spark</w:t>
+      </w:r>
+    </w:p>
+    <w:p>
+      <w:pPr>
+        <w:rPr>
+          <w:rFonts w:hint="eastAsia"/>
+        </w:rPr>
+      </w:pPr>
+      <w:r>
+        <w:rPr>
+          <w:rFonts w:hint="eastAsia"/>
+        </w:rPr>
+        <w:t xml:space="preserve">      |---storm</w:t>
+      </w:r>
+    </w:p>
+    <w:p>
+      <w:r>
+        <w:rPr>
+          <w:rFonts w:hint="eastAsia"/>
+        </w:rPr>
+        <w:t xml:space="preserve">      </w:t>
+      </w:r>
+    </w:p>
     <w:sectPr>
       <w:pgSz w:w="11906" w:h="16838"/>
       <w:pgMar w:top="1440" w:right="1800" w:bottom="1440" w:left="1800" w:header="851" w:footer="992" w:gutter="0"/>

--- a/internal_doc/13.持续集成/SequoiaDB_CI_调整说明书.docx
+++ b/internal_doc/13.持续集成/SequoiaDB_CI_调整说明书.docx
@@ -23,12 +23,389 @@
     <w:p>
       <w:pPr>
         <w:pStyle w:val="Heading3"/>
-      </w:pPr>
-      <w:r>
-        <w:rPr>
-          <w:rFonts w:hint="eastAsia"/>
-        </w:rPr>
-        <w:t>打包</w:t>
+        <w:rPr>
+          <w:rFonts w:hint="eastAsia"/>
+        </w:rPr>
+      </w:pPr>
+      <w:r>
+        <w:rPr>
+          <w:rFonts w:hint="eastAsia"/>
+        </w:rPr>
+        <w:t>SequoiaDB</w:t>
+      </w:r>
+      <w:r>
+        <w:rPr>
+          <w:rFonts w:hint="eastAsia"/>
+        </w:rPr>
+        <w:t>版本号规则</w:t>
+      </w:r>
+    </w:p>
+    <w:p>
+      <w:pPr>
+        <w:rPr>
+          <w:rFonts w:hint="eastAsia"/>
+        </w:rPr>
+      </w:pPr>
+      <w:r>
+        <w:rPr>
+          <w:rFonts w:hint="eastAsia"/>
+        </w:rPr>
+        <w:t>版本号构成：</w:t>
+      </w:r>
+      <w:r>
+        <w:rPr>
+          <w:rFonts w:hint="eastAsia"/>
+        </w:rPr>
+        <w:t>&lt;</w:t>
+      </w:r>
+      <w:r>
+        <w:rPr>
+          <w:rFonts w:hint="eastAsia"/>
+        </w:rPr>
+        <w:t>架构版本</w:t>
+      </w:r>
+      <w:r>
+        <w:rPr>
+          <w:rFonts w:hint="eastAsia"/>
+        </w:rPr>
+        <w:t>&gt;.&lt;</w:t>
+      </w:r>
+      <w:r>
+        <w:rPr>
+          <w:rFonts w:hint="eastAsia"/>
+        </w:rPr>
+        <w:t>功能</w:t>
+      </w:r>
+      <w:r>
+        <w:rPr>
+          <w:rFonts w:hint="eastAsia"/>
+        </w:rPr>
+        <w:t>版本</w:t>
+      </w:r>
+      <w:r>
+        <w:rPr>
+          <w:rFonts w:hint="eastAsia"/>
+        </w:rPr>
+        <w:t>&gt;[</w:t>
+      </w:r>
+      <w:r>
+        <w:rPr>
+          <w:rFonts w:hint="eastAsia"/>
+        </w:rPr>
+        <w:t>.&lt;</w:t>
+      </w:r>
+      <w:r>
+        <w:rPr>
+          <w:rFonts w:hint="eastAsia"/>
+        </w:rPr>
+        <w:t>修复版本</w:t>
+      </w:r>
+      <w:r>
+        <w:rPr>
+          <w:rFonts w:hint="eastAsia"/>
+        </w:rPr>
+        <w:t>&gt;</w:t>
+      </w:r>
+      <w:r>
+        <w:rPr>
+          <w:rFonts w:hint="eastAsia"/>
+        </w:rPr>
+        <w:t>]</w:t>
+      </w:r>
+    </w:p>
+    <w:p>
+      <w:pPr>
+        <w:rPr>
+          <w:rFonts w:hint="eastAsia"/>
+        </w:rPr>
+      </w:pPr>
+      <w:r>
+        <w:rPr>
+          <w:rFonts w:hint="eastAsia"/>
+        </w:rPr>
+        <w:t>例如：</w:t>
+      </w:r>
+    </w:p>
+    <w:p>
+      <w:pPr>
+        <w:pStyle w:val="ListParagraph"/>
+        <w:numPr>
+          <w:ilvl w:val="1"/>
+          <w:numId w:val="8"/>
+        </w:numPr>
+        <w:ind w:firstLineChars="0"/>
+        <w:rPr>
+          <w:rFonts w:hint="eastAsia"/>
+          <w:color w:val="0070C0"/>
+          <w:sz w:val="18"/>
+          <w:szCs w:val="18"/>
+          <w:shd w:val="pct15" w:color="auto" w:fill="FFFFFF"/>
+        </w:rPr>
+      </w:pPr>
+      <w:r>
+        <w:rPr>
+          <w:rFonts w:hint="eastAsia"/>
+          <w:color w:val="0070C0"/>
+          <w:sz w:val="18"/>
+          <w:szCs w:val="18"/>
+          <w:shd w:val="pct15" w:color="auto" w:fill="FFFFFF"/>
+        </w:rPr>
+        <w:t>主版本：</w:t>
+      </w:r>
+      <w:r>
+        <w:rPr>
+          <w:rFonts w:hint="eastAsia"/>
+          <w:color w:val="0070C0"/>
+          <w:sz w:val="18"/>
+          <w:szCs w:val="18"/>
+          <w:shd w:val="pct15" w:color="auto" w:fill="FFFFFF"/>
+        </w:rPr>
+        <w:t>1.12</w:t>
+      </w:r>
+    </w:p>
+    <w:p>
+      <w:pPr>
+        <w:pStyle w:val="ListParagraph"/>
+        <w:numPr>
+          <w:ilvl w:val="1"/>
+          <w:numId w:val="8"/>
+        </w:numPr>
+        <w:ind w:firstLineChars="0"/>
+        <w:rPr>
+          <w:rFonts w:hint="eastAsia"/>
+          <w:color w:val="0070C0"/>
+          <w:sz w:val="18"/>
+          <w:szCs w:val="18"/>
+          <w:shd w:val="pct15" w:color="auto" w:fill="FFFFFF"/>
+        </w:rPr>
+      </w:pPr>
+      <w:r>
+        <w:rPr>
+          <w:rFonts w:hint="eastAsia"/>
+          <w:color w:val="0070C0"/>
+          <w:sz w:val="18"/>
+          <w:szCs w:val="18"/>
+          <w:shd w:val="pct15" w:color="auto" w:fill="FFFFFF"/>
+        </w:rPr>
+        <w:t>主版本的修复版本：</w:t>
+      </w:r>
+      <w:r>
+        <w:rPr>
+          <w:rFonts w:hint="eastAsia"/>
+          <w:color w:val="0070C0"/>
+          <w:sz w:val="18"/>
+          <w:szCs w:val="18"/>
+          <w:shd w:val="pct15" w:color="auto" w:fill="FFFFFF"/>
+        </w:rPr>
+        <w:t>1.12.1</w:t>
+      </w:r>
+    </w:p>
+    <w:p>
+      <w:pPr>
+        <w:rPr>
+          <w:rFonts w:hint="eastAsia"/>
+        </w:rPr>
+      </w:pPr>
+      <w:r>
+        <w:rPr>
+          <w:rFonts w:hint="eastAsia"/>
+        </w:rPr>
+        <w:t>修复版本包含“</w:t>
+      </w:r>
+      <w:r>
+        <w:rPr>
+          <w:rFonts w:hint="eastAsia"/>
+          <w:b/>
+        </w:rPr>
+        <w:t>问题修复</w:t>
+      </w:r>
+      <w:r>
+        <w:rPr>
+          <w:rFonts w:hint="eastAsia"/>
+        </w:rPr>
+        <w:t>”和“</w:t>
+      </w:r>
+      <w:r>
+        <w:rPr>
+          <w:rFonts w:hint="eastAsia"/>
+          <w:b/>
+        </w:rPr>
+        <w:t>功能增强</w:t>
+      </w:r>
+      <w:r>
+        <w:rPr>
+          <w:rFonts w:hint="eastAsia"/>
+        </w:rPr>
+        <w:t>”两种类型，修复版本必须基于“主版本”进行发布，而且下一修复版本必须基于上一修复版本进行发布，例如：</w:t>
+      </w:r>
+    </w:p>
+    <w:p>
+      <w:pPr>
+        <w:ind w:leftChars="170"/>
+        <w:rPr>
+          <w:rFonts w:hint="eastAsia"/>
+          <w:color w:val="0070C0"/>
+          <w:sz w:val="18"/>
+          <w:shd w:val="pct15" w:color="auto" w:fill="FFFFFF"/>
+        </w:rPr>
+      </w:pPr>
+      <w:r>
+        <w:rPr>
+          <w:rFonts w:hint="eastAsia"/>
+          <w:color w:val="0070C0"/>
+          <w:sz w:val="18"/>
+          <w:shd w:val="pct15" w:color="auto" w:fill="FFFFFF"/>
+        </w:rPr>
+        <w:t>主版本</w:t>
+      </w:r>
+      <w:r>
+        <w:rPr>
+          <w:rFonts w:hint="eastAsia"/>
+          <w:color w:val="0070C0"/>
+          <w:sz w:val="18"/>
+          <w:shd w:val="pct15" w:color="auto" w:fill="FFFFFF"/>
+        </w:rPr>
+        <w:t>1.12</w:t>
+      </w:r>
+      <w:r>
+        <w:rPr>
+          <w:rFonts w:hint="eastAsia"/>
+          <w:color w:val="0070C0"/>
+          <w:sz w:val="18"/>
+          <w:shd w:val="pct15" w:color="auto" w:fill="FFFFFF"/>
+        </w:rPr>
+        <w:t>，</w:t>
+      </w:r>
+      <w:r>
+        <w:rPr>
+          <w:rFonts w:hint="eastAsia"/>
+          <w:color w:val="0070C0"/>
+          <w:sz w:val="18"/>
+          <w:shd w:val="pct15" w:color="auto" w:fill="FFFFFF"/>
+        </w:rPr>
+        <w:t>第一个修复版本应为</w:t>
+      </w:r>
+      <w:r>
+        <w:rPr>
+          <w:rFonts w:hint="eastAsia"/>
+          <w:color w:val="0070C0"/>
+          <w:sz w:val="18"/>
+          <w:shd w:val="pct15" w:color="auto" w:fill="FFFFFF"/>
+        </w:rPr>
+        <w:t>1.12.1</w:t>
+      </w:r>
+      <w:r>
+        <w:rPr>
+          <w:rFonts w:hint="eastAsia"/>
+          <w:color w:val="0070C0"/>
+          <w:sz w:val="18"/>
+          <w:shd w:val="pct15" w:color="auto" w:fill="FFFFFF"/>
+        </w:rPr>
+        <w:t>，且必需基于主版本的分支上合入代码，第二个修复版本应为</w:t>
+      </w:r>
+      <w:r>
+        <w:rPr>
+          <w:rFonts w:hint="eastAsia"/>
+          <w:color w:val="0070C0"/>
+          <w:sz w:val="18"/>
+          <w:shd w:val="pct15" w:color="auto" w:fill="FFFFFF"/>
+        </w:rPr>
+        <w:t>1.12.2</w:t>
+      </w:r>
+      <w:r>
+        <w:rPr>
+          <w:rFonts w:hint="eastAsia"/>
+          <w:color w:val="0070C0"/>
+          <w:sz w:val="18"/>
+          <w:shd w:val="pct15" w:color="auto" w:fill="FFFFFF"/>
+        </w:rPr>
+        <w:t>，也是基于主版本的分支上合入代码，且包含</w:t>
+      </w:r>
+      <w:r>
+        <w:rPr>
+          <w:rFonts w:hint="eastAsia"/>
+          <w:color w:val="0070C0"/>
+          <w:sz w:val="18"/>
+          <w:shd w:val="pct15" w:color="auto" w:fill="FFFFFF"/>
+        </w:rPr>
+        <w:t>1.12.1</w:t>
+      </w:r>
+      <w:r>
+        <w:rPr>
+          <w:rFonts w:hint="eastAsia"/>
+          <w:color w:val="0070C0"/>
+          <w:sz w:val="18"/>
+          <w:shd w:val="pct15" w:color="auto" w:fill="FFFFFF"/>
+        </w:rPr>
+        <w:t>的所有变更。</w:t>
+      </w:r>
+    </w:p>
+    <w:p>
+      <w:pPr>
+        <w:rPr>
+          <w:rFonts w:hint="eastAsia"/>
+        </w:rPr>
+      </w:pPr>
+    </w:p>
+    <w:p>
+      <w:pPr>
+        <w:pStyle w:val="Heading3"/>
+        <w:rPr>
+          <w:rFonts w:hint="eastAsia"/>
+        </w:rPr>
+      </w:pPr>
+      <w:r>
+        <w:rPr>
+          <w:rFonts w:hint="eastAsia"/>
+        </w:rPr>
+        <w:t>安装</w:t>
+      </w:r>
+      <w:r>
+        <w:rPr>
+          <w:rFonts w:hint="eastAsia"/>
+        </w:rPr>
+        <w:t>包</w:t>
+      </w:r>
+    </w:p>
+    <w:p>
+      <w:pPr>
+        <w:rPr>
+          <w:rFonts w:hint="eastAsia"/>
+        </w:rPr>
+      </w:pPr>
+      <w:r>
+        <w:rPr>
+          <w:rFonts w:hint="eastAsia"/>
+        </w:rPr>
+        <w:t>安装包</w:t>
+      </w:r>
+      <w:r>
+        <w:rPr>
+          <w:rFonts w:hint="eastAsia"/>
+        </w:rPr>
+        <w:t>的分类：</w:t>
+      </w:r>
+    </w:p>
+    <w:p>
+      <w:pPr>
+        <w:pStyle w:val="ListParagraph"/>
+        <w:numPr>
+          <w:ilvl w:val="0"/>
+          <w:numId w:val="10"/>
+        </w:numPr>
+        <w:ind w:firstLineChars="0"/>
+        <w:rPr>
+          <w:rFonts w:hint="eastAsia"/>
+        </w:rPr>
+      </w:pPr>
+      <w:r>
+        <w:t>x8</w:t>
+      </w:r>
+      <w:r>
+        <w:rPr>
+          <w:rFonts w:hint="eastAsia"/>
+        </w:rPr>
+        <w:t>6_64</w:t>
       </w:r>
     </w:p>
     <w:tbl>
@@ -39,13 +416,1491 @@
         <w:tblLook w:val="04A0"/>
       </w:tblPr>
       <w:tblGrid>
-        <w:gridCol w:w="2749"/>
-        <w:gridCol w:w="2708"/>
-        <w:gridCol w:w="2708"/>
+        <w:gridCol w:w="2161"/>
+        <w:gridCol w:w="1985"/>
+        <w:gridCol w:w="1842"/>
+        <w:gridCol w:w="2127"/>
       </w:tblGrid>
       <w:tr>
         <w:tc>
           <w:tcPr>
+            <w:tcW w:w="2161" w:type="dxa"/>
+            <w:shd w:val="pct10" w:color="auto" w:fill="auto"/>
+          </w:tcPr>
+          <w:p>
+            <w:pPr>
+              <w:ind w:left="0"/>
+              <w:jc w:val="center"/>
+              <w:rPr>
+                <w:rFonts w:hint="eastAsia"/>
+              </w:rPr>
+            </w:pPr>
+            <w:r>
+              <w:rPr>
+                <w:rFonts w:hint="eastAsia"/>
+              </w:rPr>
+              <w:t>系统</w:t>
+            </w:r>
+          </w:p>
+        </w:tc>
+        <w:tc>
+          <w:tcPr>
+            <w:tcW w:w="1985" w:type="dxa"/>
+            <w:shd w:val="pct10" w:color="auto" w:fill="auto"/>
+          </w:tcPr>
+          <w:p>
+            <w:pPr>
+              <w:ind w:left="0"/>
+              <w:jc w:val="center"/>
+              <w:rPr>
+                <w:rFonts w:hint="eastAsia"/>
+              </w:rPr>
+            </w:pPr>
+            <w:r>
+              <w:rPr>
+                <w:rFonts w:hint="eastAsia"/>
+              </w:rPr>
+              <w:t>运行包</w:t>
+            </w:r>
+          </w:p>
+        </w:tc>
+        <w:tc>
+          <w:tcPr>
+            <w:tcW w:w="1842" w:type="dxa"/>
+            <w:shd w:val="pct10" w:color="auto" w:fill="auto"/>
+          </w:tcPr>
+          <w:p>
+            <w:pPr>
+              <w:ind w:left="0"/>
+              <w:jc w:val="center"/>
+              <w:rPr>
+                <w:rFonts w:hint="eastAsia"/>
+              </w:rPr>
+            </w:pPr>
+            <w:r>
+              <w:rPr>
+                <w:rFonts w:hint="eastAsia"/>
+              </w:rPr>
+              <w:t>驱动包</w:t>
+            </w:r>
+          </w:p>
+        </w:tc>
+        <w:tc>
+          <w:tcPr>
+            <w:tcW w:w="2127" w:type="dxa"/>
+            <w:shd w:val="pct10" w:color="auto" w:fill="auto"/>
+          </w:tcPr>
+          <w:p>
+            <w:pPr>
+              <w:ind w:left="0"/>
+              <w:jc w:val="center"/>
+              <w:rPr>
+                <w:rFonts w:hint="eastAsia"/>
+              </w:rPr>
+            </w:pPr>
+            <w:r>
+              <w:rPr>
+                <w:rFonts w:hint="eastAsia"/>
+              </w:rPr>
+              <w:t>RPM</w:t>
+            </w:r>
+            <w:r>
+              <w:rPr>
+                <w:rFonts w:hint="eastAsia"/>
+              </w:rPr>
+              <w:t>包</w:t>
+            </w:r>
+          </w:p>
+        </w:tc>
+      </w:tr>
+      <w:tr>
+        <w:tc>
+          <w:tcPr>
+            <w:tcW w:w="2161" w:type="dxa"/>
+          </w:tcPr>
+          <w:p>
+            <w:pPr>
+              <w:ind w:left="0"/>
+              <w:rPr>
+                <w:rFonts w:hint="eastAsia"/>
+              </w:rPr>
+            </w:pPr>
+            <w:r>
+              <w:rPr>
+                <w:rFonts w:hint="eastAsia"/>
+              </w:rPr>
+              <w:t>windows</w:t>
+            </w:r>
+          </w:p>
+        </w:tc>
+        <w:tc>
+          <w:tcPr>
+            <w:tcW w:w="1985" w:type="dxa"/>
+          </w:tcPr>
+          <w:p>
+            <w:pPr>
+              <w:ind w:left="0"/>
+              <w:jc w:val="center"/>
+              <w:rPr>
+                <w:rFonts w:hint="eastAsia"/>
+              </w:rPr>
+            </w:pPr>
+            <w:r>
+              <w:rPr>
+                <w:rFonts w:hint="eastAsia"/>
+              </w:rPr>
+              <w:t>-</w:t>
+            </w:r>
+          </w:p>
+        </w:tc>
+        <w:tc>
+          <w:tcPr>
+            <w:tcW w:w="1842" w:type="dxa"/>
+          </w:tcPr>
+          <w:p>
+            <w:pPr>
+              <w:ind w:left="0"/>
+              <w:jc w:val="center"/>
+              <w:rPr>
+                <w:rFonts w:hint="eastAsia"/>
+              </w:rPr>
+            </w:pPr>
+            <w:r>
+              <w:rPr>
+                <w:rFonts w:hint="eastAsia"/>
+              </w:rPr>
+              <w:t>Y</w:t>
+            </w:r>
+          </w:p>
+        </w:tc>
+        <w:tc>
+          <w:tcPr>
+            <w:tcW w:w="2127" w:type="dxa"/>
+          </w:tcPr>
+          <w:p>
+            <w:pPr>
+              <w:ind w:left="0"/>
+              <w:jc w:val="center"/>
+              <w:rPr>
+                <w:rFonts w:hint="eastAsia"/>
+              </w:rPr>
+            </w:pPr>
+            <w:r>
+              <w:rPr>
+                <w:rFonts w:hint="eastAsia"/>
+              </w:rPr>
+              <w:t>-</w:t>
+            </w:r>
+          </w:p>
+        </w:tc>
+      </w:tr>
+      <w:tr>
+        <w:tc>
+          <w:tcPr>
+            <w:tcW w:w="2161" w:type="dxa"/>
+          </w:tcPr>
+          <w:p>
+            <w:pPr>
+              <w:ind w:left="0"/>
+              <w:rPr>
+                <w:rFonts w:hint="eastAsia"/>
+              </w:rPr>
+            </w:pPr>
+            <w:r>
+              <w:rPr>
+                <w:rFonts w:hint="eastAsia"/>
+              </w:rPr>
+              <w:t>redhat</w:t>
+            </w:r>
+          </w:p>
+        </w:tc>
+        <w:tc>
+          <w:tcPr>
+            <w:tcW w:w="1985" w:type="dxa"/>
+            <w:vMerge w:val="restart"/>
+          </w:tcPr>
+          <w:p>
+            <w:pPr>
+              <w:ind w:left="0"/>
+              <w:jc w:val="center"/>
+              <w:rPr>
+                <w:rFonts w:hint="eastAsia"/>
+              </w:rPr>
+            </w:pPr>
+            <w:r>
+              <w:rPr>
+                <w:rFonts w:hint="eastAsia"/>
+              </w:rPr>
+              <w:t>Y</w:t>
+            </w:r>
+          </w:p>
+        </w:tc>
+        <w:tc>
+          <w:tcPr>
+            <w:tcW w:w="1842" w:type="dxa"/>
+            <w:vMerge w:val="restart"/>
+          </w:tcPr>
+          <w:p>
+            <w:pPr>
+              <w:ind w:left="0"/>
+              <w:jc w:val="center"/>
+              <w:rPr>
+                <w:rFonts w:hint="eastAsia"/>
+              </w:rPr>
+            </w:pPr>
+            <w:r>
+              <w:rPr>
+                <w:rFonts w:hint="eastAsia"/>
+              </w:rPr>
+              <w:t>Y</w:t>
+            </w:r>
+          </w:p>
+        </w:tc>
+        <w:tc>
+          <w:tcPr>
+            <w:tcW w:w="2127" w:type="dxa"/>
+            <w:vMerge w:val="restart"/>
+          </w:tcPr>
+          <w:p>
+            <w:pPr>
+              <w:ind w:left="0"/>
+              <w:jc w:val="center"/>
+              <w:rPr>
+                <w:rFonts w:hint="eastAsia"/>
+              </w:rPr>
+            </w:pPr>
+            <w:r>
+              <w:rPr>
+                <w:rFonts w:hint="eastAsia"/>
+              </w:rPr>
+              <w:t>RPM</w:t>
+            </w:r>
+          </w:p>
+        </w:tc>
+      </w:tr>
+      <w:tr>
+        <w:tc>
+          <w:tcPr>
+            <w:tcW w:w="2161" w:type="dxa"/>
+          </w:tcPr>
+          <w:p>
+            <w:pPr>
+              <w:ind w:left="0"/>
+              <w:rPr>
+                <w:rFonts w:hint="eastAsia"/>
+              </w:rPr>
+            </w:pPr>
+            <w:r>
+              <w:rPr>
+                <w:rFonts w:hint="eastAsia"/>
+              </w:rPr>
+              <w:t>suse</w:t>
+            </w:r>
+          </w:p>
+        </w:tc>
+        <w:tc>
+          <w:tcPr>
+            <w:tcW w:w="1985" w:type="dxa"/>
+            <w:vMerge/>
+          </w:tcPr>
+          <w:p>
+            <w:pPr>
+              <w:ind w:left="0"/>
+              <w:jc w:val="center"/>
+              <w:rPr>
+                <w:rFonts w:hint="eastAsia"/>
+              </w:rPr>
+            </w:pPr>
+          </w:p>
+        </w:tc>
+        <w:tc>
+          <w:tcPr>
+            <w:tcW w:w="1842" w:type="dxa"/>
+            <w:vMerge/>
+          </w:tcPr>
+          <w:p>
+            <w:pPr>
+              <w:ind w:left="0"/>
+              <w:jc w:val="center"/>
+              <w:rPr>
+                <w:rFonts w:hint="eastAsia"/>
+              </w:rPr>
+            </w:pPr>
+          </w:p>
+        </w:tc>
+        <w:tc>
+          <w:tcPr>
+            <w:tcW w:w="2127" w:type="dxa"/>
+            <w:vMerge/>
+          </w:tcPr>
+          <w:p>
+            <w:pPr>
+              <w:ind w:left="0"/>
+              <w:jc w:val="center"/>
+              <w:rPr>
+                <w:rFonts w:hint="eastAsia"/>
+              </w:rPr>
+            </w:pPr>
+          </w:p>
+        </w:tc>
+      </w:tr>
+      <w:tr>
+        <w:tc>
+          <w:tcPr>
+            <w:tcW w:w="2161" w:type="dxa"/>
+          </w:tcPr>
+          <w:p>
+            <w:pPr>
+              <w:ind w:left="0"/>
+              <w:rPr>
+                <w:rFonts w:hint="eastAsia"/>
+              </w:rPr>
+            </w:pPr>
+            <w:r>
+              <w:rPr>
+                <w:rFonts w:hint="eastAsia"/>
+              </w:rPr>
+              <w:t>centos</w:t>
+            </w:r>
+          </w:p>
+        </w:tc>
+        <w:tc>
+          <w:tcPr>
+            <w:tcW w:w="1985" w:type="dxa"/>
+            <w:vMerge/>
+          </w:tcPr>
+          <w:p>
+            <w:pPr>
+              <w:ind w:left="0"/>
+              <w:jc w:val="center"/>
+              <w:rPr>
+                <w:rFonts w:hint="eastAsia"/>
+              </w:rPr>
+            </w:pPr>
+          </w:p>
+        </w:tc>
+        <w:tc>
+          <w:tcPr>
+            <w:tcW w:w="1842" w:type="dxa"/>
+            <w:vMerge/>
+          </w:tcPr>
+          <w:p>
+            <w:pPr>
+              <w:ind w:left="0"/>
+              <w:jc w:val="center"/>
+              <w:rPr>
+                <w:rFonts w:hint="eastAsia"/>
+              </w:rPr>
+            </w:pPr>
+          </w:p>
+        </w:tc>
+        <w:tc>
+          <w:tcPr>
+            <w:tcW w:w="2127" w:type="dxa"/>
+            <w:vMerge/>
+          </w:tcPr>
+          <w:p>
+            <w:pPr>
+              <w:ind w:left="0"/>
+              <w:jc w:val="center"/>
+              <w:rPr>
+                <w:rFonts w:hint="eastAsia"/>
+              </w:rPr>
+            </w:pPr>
+          </w:p>
+        </w:tc>
+      </w:tr>
+      <w:tr>
+        <w:tc>
+          <w:tcPr>
+            <w:tcW w:w="2161" w:type="dxa"/>
+          </w:tcPr>
+          <w:p>
+            <w:pPr>
+              <w:ind w:left="0"/>
+              <w:rPr>
+                <w:rFonts w:hint="eastAsia"/>
+              </w:rPr>
+            </w:pPr>
+            <w:r>
+              <w:rPr>
+                <w:rFonts w:hint="eastAsia"/>
+              </w:rPr>
+              <w:t>ubuntu</w:t>
+            </w:r>
+          </w:p>
+        </w:tc>
+        <w:tc>
+          <w:tcPr>
+            <w:tcW w:w="1985" w:type="dxa"/>
+            <w:vMerge/>
+          </w:tcPr>
+          <w:p>
+            <w:pPr>
+              <w:ind w:left="0"/>
+              <w:jc w:val="center"/>
+              <w:rPr>
+                <w:rFonts w:hint="eastAsia"/>
+              </w:rPr>
+            </w:pPr>
+          </w:p>
+        </w:tc>
+        <w:tc>
+          <w:tcPr>
+            <w:tcW w:w="1842" w:type="dxa"/>
+            <w:vMerge/>
+          </w:tcPr>
+          <w:p>
+            <w:pPr>
+              <w:ind w:left="0"/>
+              <w:jc w:val="center"/>
+              <w:rPr>
+                <w:rFonts w:hint="eastAsia"/>
+              </w:rPr>
+            </w:pPr>
+          </w:p>
+        </w:tc>
+        <w:tc>
+          <w:tcPr>
+            <w:tcW w:w="2127" w:type="dxa"/>
+          </w:tcPr>
+          <w:p>
+            <w:pPr>
+              <w:ind w:left="0"/>
+              <w:jc w:val="center"/>
+              <w:rPr>
+                <w:rFonts w:hint="eastAsia"/>
+              </w:rPr>
+            </w:pPr>
+            <w:r>
+              <w:rPr>
+                <w:rFonts w:hint="eastAsia"/>
+              </w:rPr>
+              <w:t>DEBIAN</w:t>
+            </w:r>
+          </w:p>
+        </w:tc>
+      </w:tr>
+    </w:tbl>
+    <w:p>
+      <w:pPr>
+        <w:rPr>
+          <w:rFonts w:hint="eastAsia"/>
+        </w:rPr>
+      </w:pPr>
+    </w:p>
+    <w:p>
+      <w:pPr>
+        <w:pStyle w:val="ListParagraph"/>
+        <w:numPr>
+          <w:ilvl w:val="0"/>
+          <w:numId w:val="10"/>
+        </w:numPr>
+        <w:ind w:firstLineChars="0"/>
+        <w:rPr>
+          <w:rFonts w:hint="eastAsia"/>
+        </w:rPr>
+      </w:pPr>
+      <w:r>
+        <w:rPr>
+          <w:rFonts w:hint="eastAsia"/>
+        </w:rPr>
+        <w:t>PowerPC_64</w:t>
+      </w:r>
+    </w:p>
+    <w:tbl>
+      <w:tblPr>
+        <w:tblStyle w:val="TableGrid"/>
+        <w:tblW w:w="0" w:type="auto"/>
+        <w:tblInd w:w="357" w:type="dxa"/>
+        <w:tblLook w:val="04A0"/>
+      </w:tblPr>
+      <w:tblGrid>
+        <w:gridCol w:w="2161"/>
+        <w:gridCol w:w="1985"/>
+        <w:gridCol w:w="1842"/>
+        <w:gridCol w:w="2127"/>
+      </w:tblGrid>
+      <w:tr>
+        <w:tc>
+          <w:tcPr>
+            <w:tcW w:w="2161" w:type="dxa"/>
+            <w:shd w:val="pct10" w:color="auto" w:fill="auto"/>
+          </w:tcPr>
+          <w:p>
+            <w:pPr>
+              <w:ind w:left="0"/>
+              <w:jc w:val="center"/>
+              <w:rPr>
+                <w:rFonts w:hint="eastAsia"/>
+              </w:rPr>
+            </w:pPr>
+            <w:r>
+              <w:rPr>
+                <w:rFonts w:hint="eastAsia"/>
+              </w:rPr>
+              <w:t>系统</w:t>
+            </w:r>
+          </w:p>
+        </w:tc>
+        <w:tc>
+          <w:tcPr>
+            <w:tcW w:w="1985" w:type="dxa"/>
+            <w:shd w:val="pct10" w:color="auto" w:fill="auto"/>
+          </w:tcPr>
+          <w:p>
+            <w:pPr>
+              <w:ind w:left="0"/>
+              <w:jc w:val="center"/>
+              <w:rPr>
+                <w:rFonts w:hint="eastAsia"/>
+              </w:rPr>
+            </w:pPr>
+            <w:r>
+              <w:rPr>
+                <w:rFonts w:hint="eastAsia"/>
+              </w:rPr>
+              <w:t>运行包</w:t>
+            </w:r>
+          </w:p>
+        </w:tc>
+        <w:tc>
+          <w:tcPr>
+            <w:tcW w:w="1842" w:type="dxa"/>
+            <w:shd w:val="pct10" w:color="auto" w:fill="auto"/>
+          </w:tcPr>
+          <w:p>
+            <w:pPr>
+              <w:ind w:left="0"/>
+              <w:jc w:val="center"/>
+              <w:rPr>
+                <w:rFonts w:hint="eastAsia"/>
+              </w:rPr>
+            </w:pPr>
+            <w:r>
+              <w:rPr>
+                <w:rFonts w:hint="eastAsia"/>
+              </w:rPr>
+              <w:t>驱动包</w:t>
+            </w:r>
+          </w:p>
+        </w:tc>
+        <w:tc>
+          <w:tcPr>
+            <w:tcW w:w="2127" w:type="dxa"/>
+            <w:shd w:val="pct10" w:color="auto" w:fill="auto"/>
+          </w:tcPr>
+          <w:p>
+            <w:pPr>
+              <w:ind w:left="0"/>
+              <w:jc w:val="center"/>
+              <w:rPr>
+                <w:rFonts w:hint="eastAsia"/>
+              </w:rPr>
+            </w:pPr>
+            <w:r>
+              <w:rPr>
+                <w:rFonts w:hint="eastAsia"/>
+              </w:rPr>
+              <w:t>RPM</w:t>
+            </w:r>
+            <w:r>
+              <w:rPr>
+                <w:rFonts w:hint="eastAsia"/>
+              </w:rPr>
+              <w:t>包</w:t>
+            </w:r>
+          </w:p>
+        </w:tc>
+      </w:tr>
+      <w:tr>
+        <w:tc>
+          <w:tcPr>
+            <w:tcW w:w="2161" w:type="dxa"/>
+          </w:tcPr>
+          <w:p>
+            <w:pPr>
+              <w:ind w:left="0"/>
+              <w:rPr>
+                <w:rFonts w:hint="eastAsia"/>
+              </w:rPr>
+            </w:pPr>
+            <w:r>
+              <w:rPr>
+                <w:rFonts w:hint="eastAsia"/>
+              </w:rPr>
+              <w:t>windows</w:t>
+            </w:r>
+          </w:p>
+        </w:tc>
+        <w:tc>
+          <w:tcPr>
+            <w:tcW w:w="1985" w:type="dxa"/>
+          </w:tcPr>
+          <w:p>
+            <w:pPr>
+              <w:ind w:left="0"/>
+              <w:jc w:val="center"/>
+              <w:rPr>
+                <w:rFonts w:hint="eastAsia"/>
+              </w:rPr>
+            </w:pPr>
+            <w:r>
+              <w:rPr>
+                <w:rFonts w:hint="eastAsia"/>
+              </w:rPr>
+              <w:t>-</w:t>
+            </w:r>
+          </w:p>
+        </w:tc>
+        <w:tc>
+          <w:tcPr>
+            <w:tcW w:w="1842" w:type="dxa"/>
+          </w:tcPr>
+          <w:p>
+            <w:pPr>
+              <w:ind w:left="0"/>
+              <w:jc w:val="center"/>
+              <w:rPr>
+                <w:rFonts w:hint="eastAsia"/>
+              </w:rPr>
+            </w:pPr>
+            <w:r>
+              <w:rPr>
+                <w:rFonts w:hint="eastAsia"/>
+              </w:rPr>
+              <w:t>-</w:t>
+            </w:r>
+          </w:p>
+        </w:tc>
+        <w:tc>
+          <w:tcPr>
+            <w:tcW w:w="2127" w:type="dxa"/>
+          </w:tcPr>
+          <w:p>
+            <w:pPr>
+              <w:ind w:left="0"/>
+              <w:jc w:val="center"/>
+              <w:rPr>
+                <w:rFonts w:hint="eastAsia"/>
+              </w:rPr>
+            </w:pPr>
+            <w:r>
+              <w:rPr>
+                <w:rFonts w:hint="eastAsia"/>
+              </w:rPr>
+              <w:t>-</w:t>
+            </w:r>
+          </w:p>
+        </w:tc>
+      </w:tr>
+      <w:tr>
+        <w:tc>
+          <w:tcPr>
+            <w:tcW w:w="2161" w:type="dxa"/>
+          </w:tcPr>
+          <w:p>
+            <w:pPr>
+              <w:ind w:left="0"/>
+              <w:rPr>
+                <w:rFonts w:hint="eastAsia"/>
+              </w:rPr>
+            </w:pPr>
+            <w:r>
+              <w:rPr>
+                <w:rFonts w:hint="eastAsia"/>
+              </w:rPr>
+              <w:t>redhat</w:t>
+            </w:r>
+          </w:p>
+        </w:tc>
+        <w:tc>
+          <w:tcPr>
+            <w:tcW w:w="1985" w:type="dxa"/>
+            <w:vMerge w:val="restart"/>
+          </w:tcPr>
+          <w:p>
+            <w:pPr>
+              <w:ind w:left="0"/>
+              <w:jc w:val="center"/>
+              <w:rPr>
+                <w:rFonts w:hint="eastAsia"/>
+              </w:rPr>
+            </w:pPr>
+            <w:r>
+              <w:rPr>
+                <w:rFonts w:hint="eastAsia"/>
+              </w:rPr>
+              <w:t>Y</w:t>
+            </w:r>
+          </w:p>
+        </w:tc>
+        <w:tc>
+          <w:tcPr>
+            <w:tcW w:w="1842" w:type="dxa"/>
+            <w:vMerge w:val="restart"/>
+          </w:tcPr>
+          <w:p>
+            <w:pPr>
+              <w:ind w:left="0"/>
+              <w:jc w:val="center"/>
+              <w:rPr>
+                <w:rFonts w:hint="eastAsia"/>
+              </w:rPr>
+            </w:pPr>
+            <w:r>
+              <w:rPr>
+                <w:rFonts w:hint="eastAsia"/>
+              </w:rPr>
+              <w:t>Y</w:t>
+            </w:r>
+          </w:p>
+        </w:tc>
+        <w:tc>
+          <w:tcPr>
+            <w:tcW w:w="2127" w:type="dxa"/>
+            <w:vMerge w:val="restart"/>
+          </w:tcPr>
+          <w:p>
+            <w:pPr>
+              <w:ind w:left="0"/>
+              <w:jc w:val="center"/>
+              <w:rPr>
+                <w:rFonts w:hint="eastAsia"/>
+              </w:rPr>
+            </w:pPr>
+            <w:r>
+              <w:rPr>
+                <w:rFonts w:hint="eastAsia"/>
+              </w:rPr>
+              <w:t>RPM</w:t>
+            </w:r>
+          </w:p>
+        </w:tc>
+      </w:tr>
+      <w:tr>
+        <w:tc>
+          <w:tcPr>
+            <w:tcW w:w="2161" w:type="dxa"/>
+          </w:tcPr>
+          <w:p>
+            <w:pPr>
+              <w:ind w:left="0"/>
+              <w:rPr>
+                <w:rFonts w:hint="eastAsia"/>
+              </w:rPr>
+            </w:pPr>
+            <w:r>
+              <w:rPr>
+                <w:rFonts w:hint="eastAsia"/>
+              </w:rPr>
+              <w:t>suse</w:t>
+            </w:r>
+          </w:p>
+        </w:tc>
+        <w:tc>
+          <w:tcPr>
+            <w:tcW w:w="1985" w:type="dxa"/>
+            <w:vMerge/>
+          </w:tcPr>
+          <w:p>
+            <w:pPr>
+              <w:ind w:left="0"/>
+              <w:jc w:val="center"/>
+              <w:rPr>
+                <w:rFonts w:hint="eastAsia"/>
+              </w:rPr>
+            </w:pPr>
+          </w:p>
+        </w:tc>
+        <w:tc>
+          <w:tcPr>
+            <w:tcW w:w="1842" w:type="dxa"/>
+            <w:vMerge/>
+          </w:tcPr>
+          <w:p>
+            <w:pPr>
+              <w:ind w:left="0"/>
+              <w:jc w:val="center"/>
+              <w:rPr>
+                <w:rFonts w:hint="eastAsia"/>
+              </w:rPr>
+            </w:pPr>
+          </w:p>
+        </w:tc>
+        <w:tc>
+          <w:tcPr>
+            <w:tcW w:w="2127" w:type="dxa"/>
+            <w:vMerge/>
+          </w:tcPr>
+          <w:p>
+            <w:pPr>
+              <w:ind w:left="0"/>
+              <w:jc w:val="center"/>
+              <w:rPr>
+                <w:rFonts w:hint="eastAsia"/>
+              </w:rPr>
+            </w:pPr>
+          </w:p>
+        </w:tc>
+      </w:tr>
+      <w:tr>
+        <w:tc>
+          <w:tcPr>
+            <w:tcW w:w="2161" w:type="dxa"/>
+          </w:tcPr>
+          <w:p>
+            <w:pPr>
+              <w:ind w:left="0"/>
+              <w:rPr>
+                <w:rFonts w:hint="eastAsia"/>
+              </w:rPr>
+            </w:pPr>
+            <w:r>
+              <w:rPr>
+                <w:rFonts w:hint="eastAsia"/>
+              </w:rPr>
+              <w:t>centos</w:t>
+            </w:r>
+          </w:p>
+        </w:tc>
+        <w:tc>
+          <w:tcPr>
+            <w:tcW w:w="1985" w:type="dxa"/>
+            <w:vMerge w:val="restart"/>
+          </w:tcPr>
+          <w:p>
+            <w:pPr>
+              <w:ind w:left="0"/>
+              <w:jc w:val="center"/>
+              <w:rPr>
+                <w:rFonts w:hint="eastAsia"/>
+              </w:rPr>
+            </w:pPr>
+            <w:r>
+              <w:rPr>
+                <w:rFonts w:hint="eastAsia"/>
+              </w:rPr>
+              <w:t>-</w:t>
+            </w:r>
+          </w:p>
+        </w:tc>
+        <w:tc>
+          <w:tcPr>
+            <w:tcW w:w="1842" w:type="dxa"/>
+            <w:vMerge w:val="restart"/>
+          </w:tcPr>
+          <w:p>
+            <w:pPr>
+              <w:ind w:left="0"/>
+              <w:jc w:val="center"/>
+              <w:rPr>
+                <w:rFonts w:hint="eastAsia"/>
+              </w:rPr>
+            </w:pPr>
+            <w:r>
+              <w:rPr>
+                <w:rFonts w:hint="eastAsia"/>
+              </w:rPr>
+              <w:t>-</w:t>
+            </w:r>
+          </w:p>
+        </w:tc>
+        <w:tc>
+          <w:tcPr>
+            <w:tcW w:w="2127" w:type="dxa"/>
+            <w:vMerge w:val="restart"/>
+          </w:tcPr>
+          <w:p>
+            <w:pPr>
+              <w:ind w:left="0"/>
+              <w:jc w:val="center"/>
+              <w:rPr>
+                <w:rFonts w:hint="eastAsia"/>
+              </w:rPr>
+            </w:pPr>
+            <w:r>
+              <w:rPr>
+                <w:rFonts w:hint="eastAsia"/>
+              </w:rPr>
+              <w:t>-</w:t>
+            </w:r>
+          </w:p>
+        </w:tc>
+      </w:tr>
+      <w:tr>
+        <w:tc>
+          <w:tcPr>
+            <w:tcW w:w="2161" w:type="dxa"/>
+          </w:tcPr>
+          <w:p>
+            <w:pPr>
+              <w:ind w:left="0"/>
+              <w:rPr>
+                <w:rFonts w:hint="eastAsia"/>
+              </w:rPr>
+            </w:pPr>
+            <w:r>
+              <w:rPr>
+                <w:rFonts w:hint="eastAsia"/>
+              </w:rPr>
+              <w:t>ubuntu</w:t>
+            </w:r>
+          </w:p>
+        </w:tc>
+        <w:tc>
+          <w:tcPr>
+            <w:tcW w:w="1985" w:type="dxa"/>
+            <w:vMerge/>
+          </w:tcPr>
+          <w:p>
+            <w:pPr>
+              <w:ind w:left="0"/>
+              <w:jc w:val="center"/>
+              <w:rPr>
+                <w:rFonts w:hint="eastAsia"/>
+              </w:rPr>
+            </w:pPr>
+          </w:p>
+        </w:tc>
+        <w:tc>
+          <w:tcPr>
+            <w:tcW w:w="1842" w:type="dxa"/>
+            <w:vMerge/>
+          </w:tcPr>
+          <w:p>
+            <w:pPr>
+              <w:ind w:left="0"/>
+              <w:jc w:val="center"/>
+              <w:rPr>
+                <w:rFonts w:hint="eastAsia"/>
+              </w:rPr>
+            </w:pPr>
+          </w:p>
+        </w:tc>
+        <w:tc>
+          <w:tcPr>
+            <w:tcW w:w="2127" w:type="dxa"/>
+            <w:vMerge/>
+          </w:tcPr>
+          <w:p>
+            <w:pPr>
+              <w:ind w:left="0"/>
+              <w:jc w:val="center"/>
+              <w:rPr>
+                <w:rFonts w:hint="eastAsia"/>
+              </w:rPr>
+            </w:pPr>
+          </w:p>
+        </w:tc>
+      </w:tr>
+    </w:tbl>
+    <w:p>
+      <w:pPr>
+        <w:rPr>
+          <w:rFonts w:hint="eastAsia"/>
+        </w:rPr>
+      </w:pPr>
+    </w:p>
+    <w:p>
+      <w:pPr>
+        <w:rPr>
+          <w:rFonts w:hint="eastAsia"/>
+        </w:rPr>
+      </w:pPr>
+      <w:r>
+        <w:rPr>
+          <w:rFonts w:hint="eastAsia"/>
+        </w:rPr>
+        <w:t>安装包的命名</w:t>
+      </w:r>
+      <w:r>
+        <w:rPr>
+          <w:rFonts w:hint="eastAsia"/>
+        </w:rPr>
+        <w:t>：</w:t>
+      </w:r>
+    </w:p>
+    <w:p>
+      <w:pPr>
+        <w:pStyle w:val="ListParagraph"/>
+        <w:numPr>
+          <w:ilvl w:val="0"/>
+          <w:numId w:val="11"/>
+        </w:numPr>
+        <w:ind w:firstLineChars="0"/>
+        <w:rPr>
+          <w:rFonts w:hint="eastAsia"/>
+        </w:rPr>
+      </w:pPr>
+      <w:r>
+        <w:rPr>
+          <w:rFonts w:hint="eastAsia"/>
+        </w:rPr>
+        <w:t>运行包：</w:t>
+      </w:r>
+    </w:p>
+    <w:p>
+      <w:pPr>
+        <w:rPr>
+          <w:rFonts w:hint="eastAsia"/>
+        </w:rPr>
+      </w:pPr>
+      <w:r>
+        <w:rPr>
+          <w:rFonts w:hint="eastAsia"/>
+        </w:rPr>
+        <w:t>&lt;</w:t>
+      </w:r>
+      <w:r>
+        <w:t>sequoiadb</w:t>
+      </w:r>
+      <w:r>
+        <w:rPr>
+          <w:rFonts w:hint="eastAsia"/>
+        </w:rPr>
+        <w:t>&gt;-&lt;</w:t>
+      </w:r>
+      <w:r>
+        <w:rPr>
+          <w:rFonts w:hint="eastAsia"/>
+        </w:rPr>
+        <w:t>完整版本号</w:t>
+      </w:r>
+      <w:r>
+        <w:rPr>
+          <w:rFonts w:hint="eastAsia"/>
+        </w:rPr>
+        <w:t>&gt;-&lt;OS</w:t>
+      </w:r>
+      <w:r>
+        <w:rPr>
+          <w:rFonts w:hint="eastAsia"/>
+        </w:rPr>
+        <w:t>内核名称</w:t>
+      </w:r>
+      <w:r>
+        <w:rPr>
+          <w:rFonts w:hint="eastAsia"/>
+        </w:rPr>
+        <w:t>&gt;_&lt;</w:t>
+      </w:r>
+      <w:r>
+        <w:rPr>
+          <w:rFonts w:hint="eastAsia"/>
+        </w:rPr>
+        <w:t>架构</w:t>
+      </w:r>
+      <w:r>
+        <w:rPr>
+          <w:rFonts w:hint="eastAsia"/>
+        </w:rPr>
+        <w:t>&gt;-[</w:t>
+      </w:r>
+      <w:r>
+        <w:t>enterprise</w:t>
+      </w:r>
+      <w:r>
+        <w:rPr>
+          <w:rFonts w:hint="eastAsia"/>
+        </w:rPr>
+        <w:t>-]&lt;</w:t>
+      </w:r>
+      <w:r>
+        <w:t>installer</w:t>
+      </w:r>
+      <w:r>
+        <w:rPr>
+          <w:rFonts w:hint="eastAsia"/>
+        </w:rPr>
+        <w:t>&gt;.&lt;</w:t>
+      </w:r>
+      <w:r>
+        <w:rPr>
+          <w:rFonts w:hint="eastAsia"/>
+        </w:rPr>
+        <w:t>后缀</w:t>
+      </w:r>
+      <w:r>
+        <w:rPr>
+          <w:rFonts w:hint="eastAsia"/>
+        </w:rPr>
+        <w:t>&gt;</w:t>
+      </w:r>
+    </w:p>
+    <w:p>
+      <w:pPr>
+        <w:rPr>
+          <w:rFonts w:hint="eastAsia"/>
+        </w:rPr>
+      </w:pPr>
+      <w:r>
+        <w:rPr>
+          <w:rFonts w:hint="eastAsia"/>
+        </w:rPr>
+        <w:t>例如：</w:t>
+      </w:r>
+    </w:p>
+    <w:p>
+      <w:pPr>
+        <w:pStyle w:val="ListParagraph"/>
+        <w:numPr>
+          <w:ilvl w:val="0"/>
+          <w:numId w:val="12"/>
+        </w:numPr>
+        <w:ind w:firstLineChars="0"/>
+        <w:rPr>
+          <w:rFonts w:hint="eastAsia"/>
+          <w:color w:val="0070C0"/>
+          <w:sz w:val="18"/>
+          <w:szCs w:val="18"/>
+          <w:shd w:val="pct15" w:color="auto" w:fill="FFFFFF"/>
+        </w:rPr>
+      </w:pPr>
+      <w:r>
+        <w:rPr>
+          <w:rFonts w:hint="eastAsia"/>
+          <w:color w:val="0070C0"/>
+          <w:sz w:val="18"/>
+          <w:szCs w:val="18"/>
+          <w:shd w:val="pct15" w:color="auto" w:fill="FFFFFF"/>
+        </w:rPr>
+        <w:t>sequoiadb-1.12-linux_x86_64-installer.run</w:t>
+      </w:r>
+    </w:p>
+    <w:p>
+      <w:pPr>
+        <w:pStyle w:val="ListParagraph"/>
+        <w:numPr>
+          <w:ilvl w:val="0"/>
+          <w:numId w:val="12"/>
+        </w:numPr>
+        <w:ind w:firstLineChars="0"/>
+        <w:rPr>
+          <w:rFonts w:hint="eastAsia"/>
+          <w:color w:val="0070C0"/>
+          <w:sz w:val="18"/>
+          <w:szCs w:val="18"/>
+          <w:shd w:val="pct15" w:color="auto" w:fill="FFFFFF"/>
+        </w:rPr>
+      </w:pPr>
+      <w:r>
+        <w:rPr>
+          <w:rFonts w:hint="eastAsia"/>
+          <w:color w:val="0070C0"/>
+          <w:sz w:val="18"/>
+          <w:szCs w:val="18"/>
+          <w:shd w:val="pct15" w:color="auto" w:fill="FFFFFF"/>
+        </w:rPr>
+        <w:t>sequoiadb-1.12.1-linux_x86_64-enterprise-installer.run</w:t>
+      </w:r>
+    </w:p>
+    <w:p>
+      <w:pPr>
+        <w:pStyle w:val="ListParagraph"/>
+        <w:numPr>
+          <w:ilvl w:val="0"/>
+          <w:numId w:val="12"/>
+        </w:numPr>
+        <w:ind w:firstLineChars="0"/>
+        <w:rPr>
+          <w:rFonts w:hint="eastAsia"/>
+          <w:color w:val="0070C0"/>
+          <w:sz w:val="18"/>
+          <w:szCs w:val="18"/>
+          <w:shd w:val="pct15" w:color="auto" w:fill="FFFFFF"/>
+        </w:rPr>
+      </w:pPr>
+      <w:r>
+        <w:rPr>
+          <w:rFonts w:hint="eastAsia"/>
+          <w:color w:val="0070C0"/>
+          <w:sz w:val="18"/>
+          <w:szCs w:val="18"/>
+          <w:shd w:val="pct15" w:color="auto" w:fill="FFFFFF"/>
+        </w:rPr>
+        <w:t>sequoiadb-1.12.1-linux</w:t>
+      </w:r>
+      <w:r>
+        <w:rPr>
+          <w:rFonts w:hint="eastAsia"/>
+          <w:color w:val="0070C0"/>
+          <w:sz w:val="18"/>
+          <w:szCs w:val="18"/>
+          <w:shd w:val="pct15" w:color="auto" w:fill="FFFFFF"/>
+        </w:rPr>
+        <w:t>_ppc_64-installer.run</w:t>
+      </w:r>
+    </w:p>
+    <w:p>
+      <w:pPr>
+        <w:pStyle w:val="ListParagraph"/>
+        <w:numPr>
+          <w:ilvl w:val="0"/>
+          <w:numId w:val="11"/>
+        </w:numPr>
+        <w:ind w:firstLineChars="0"/>
+        <w:rPr>
+          <w:rFonts w:hint="eastAsia"/>
+        </w:rPr>
+      </w:pPr>
+      <w:r>
+        <w:rPr>
+          <w:rFonts w:hint="eastAsia"/>
+        </w:rPr>
+        <w:lastRenderedPageBreak/>
+        <w:t>驱动包</w:t>
+      </w:r>
+    </w:p>
+    <w:p>
+      <w:pPr>
+        <w:rPr>
+          <w:rFonts w:hint="eastAsia"/>
+        </w:rPr>
+      </w:pPr>
+    </w:p>
+    <w:p>
+      <w:pPr>
+        <w:pStyle w:val="ListParagraph"/>
+        <w:numPr>
+          <w:ilvl w:val="0"/>
+          <w:numId w:val="11"/>
+        </w:numPr>
+        <w:ind w:firstLineChars="0"/>
+        <w:rPr>
+          <w:rFonts w:hint="eastAsia"/>
+        </w:rPr>
+      </w:pPr>
+      <w:r>
+        <w:rPr>
+          <w:rFonts w:hint="eastAsia"/>
+        </w:rPr>
+        <w:t>RPM</w:t>
+      </w:r>
+      <w:r>
+        <w:rPr>
+          <w:rFonts w:hint="eastAsia"/>
+        </w:rPr>
+        <w:t>包</w:t>
+      </w:r>
+    </w:p>
+    <w:p>
+      <w:pPr>
+        <w:rPr>
+          <w:rFonts w:hint="eastAsia"/>
+        </w:rPr>
+      </w:pPr>
+      <w:r>
+        <w:rPr>
+          <w:rFonts w:hint="eastAsia"/>
+        </w:rPr>
+        <w:t>&lt;sequoiadb&gt;-&lt;</w:t>
+      </w:r>
+      <w:r>
+        <w:rPr>
+          <w:rFonts w:hint="eastAsia"/>
+        </w:rPr>
+        <w:t>完整版本号</w:t>
+      </w:r>
+      <w:r>
+        <w:rPr>
+          <w:rFonts w:hint="eastAsia"/>
+        </w:rPr>
+        <w:t>&gt;</w:t>
+      </w:r>
+      <w:r>
+        <w:rPr>
+          <w:rFonts w:hint="eastAsia"/>
+        </w:rPr>
+        <w:t>-[</w:t>
+      </w:r>
+      <w:r>
+        <w:rPr>
+          <w:rFonts w:hint="eastAsia"/>
+        </w:rPr>
+        <w:t>特殊名称</w:t>
+      </w:r>
+      <w:r>
+        <w:rPr>
+          <w:rFonts w:hint="eastAsia"/>
+        </w:rPr>
+        <w:t>.]</w:t>
+      </w:r>
+      <w:r>
+        <w:rPr>
+          <w:rFonts w:hint="eastAsia"/>
+        </w:rPr>
+        <w:t>&lt;</w:t>
+      </w:r>
+      <w:r>
+        <w:rPr>
+          <w:rFonts w:hint="eastAsia"/>
+        </w:rPr>
+        <w:t>架构</w:t>
+      </w:r>
+      <w:r>
+        <w:rPr>
+          <w:rFonts w:hint="eastAsia"/>
+        </w:rPr>
+        <w:t>&gt;.&lt;</w:t>
+      </w:r>
+      <w:r>
+        <w:rPr>
+          <w:rFonts w:hint="eastAsia"/>
+        </w:rPr>
+        <w:t>后缀</w:t>
+      </w:r>
+      <w:r>
+        <w:rPr>
+          <w:rFonts w:hint="eastAsia"/>
+        </w:rPr>
+        <w:t>&gt;</w:t>
+      </w:r>
+    </w:p>
+    <w:p>
+      <w:pPr>
+        <w:rPr>
+          <w:rFonts w:hint="eastAsia"/>
+        </w:rPr>
+      </w:pPr>
+      <w:r>
+        <w:rPr>
+          <w:rFonts w:hint="eastAsia"/>
+        </w:rPr>
+        <w:t>例如：</w:t>
+      </w:r>
+    </w:p>
+    <w:p>
+      <w:pPr>
+        <w:pStyle w:val="ListParagraph"/>
+        <w:numPr>
+          <w:ilvl w:val="0"/>
+          <w:numId w:val="12"/>
+        </w:numPr>
+        <w:ind w:firstLineChars="0"/>
+        <w:rPr>
+          <w:rFonts w:hint="eastAsia"/>
+          <w:color w:val="0070C0"/>
+          <w:sz w:val="18"/>
+          <w:szCs w:val="18"/>
+          <w:shd w:val="pct15" w:color="auto" w:fill="FFFFFF"/>
+        </w:rPr>
+      </w:pPr>
+      <w:r>
+        <w:rPr>
+          <w:rFonts w:hint="eastAsia"/>
+          <w:color w:val="0070C0"/>
+          <w:sz w:val="18"/>
+          <w:szCs w:val="18"/>
+          <w:shd w:val="pct15" w:color="auto" w:fill="FFFFFF"/>
+        </w:rPr>
+        <w:t>sequoiadb-1.12-x86_64.rpm</w:t>
+      </w:r>
+    </w:p>
+    <w:p>
+      <w:pPr>
+        <w:pStyle w:val="ListParagraph"/>
+        <w:numPr>
+          <w:ilvl w:val="0"/>
+          <w:numId w:val="12"/>
+        </w:numPr>
+        <w:ind w:firstLineChars="0"/>
+        <w:rPr>
+          <w:rFonts w:hint="eastAsia"/>
+          <w:color w:val="0070C0"/>
+          <w:sz w:val="18"/>
+          <w:szCs w:val="18"/>
+          <w:shd w:val="pct15" w:color="auto" w:fill="FFFFFF"/>
+        </w:rPr>
+      </w:pPr>
+      <w:r>
+        <w:rPr>
+          <w:rFonts w:hint="eastAsia"/>
+          <w:color w:val="0070C0"/>
+          <w:sz w:val="18"/>
+          <w:szCs w:val="18"/>
+          <w:shd w:val="pct15" w:color="auto" w:fill="FFFFFF"/>
+        </w:rPr>
+        <w:t>sequoiadb-1.12.1-el6.x86_64.rpm</w:t>
+      </w:r>
+    </w:p>
+    <w:p>
+      <w:pPr>
+        <w:pStyle w:val="ListParagraph"/>
+        <w:numPr>
+          <w:ilvl w:val="0"/>
+          <w:numId w:val="12"/>
+        </w:numPr>
+        <w:ind w:firstLineChars="0"/>
+        <w:rPr>
+          <w:rFonts w:hint="eastAsia"/>
+          <w:color w:val="0070C0"/>
+          <w:sz w:val="18"/>
+          <w:szCs w:val="18"/>
+          <w:shd w:val="pct15" w:color="auto" w:fill="FFFFFF"/>
+        </w:rPr>
+      </w:pPr>
+      <w:r>
+        <w:rPr>
+          <w:rFonts w:hint="eastAsia"/>
+          <w:color w:val="0070C0"/>
+          <w:sz w:val="18"/>
+          <w:szCs w:val="18"/>
+          <w:shd w:val="pct15" w:color="auto" w:fill="FFFFFF"/>
+        </w:rPr>
+        <w:t>sequoiadb-1.12.1-ppc_64.rpm</w:t>
+      </w:r>
+    </w:p>
+    <w:p>
+      <w:pPr>
+        <w:pStyle w:val="ListParagraph"/>
+        <w:numPr>
+          <w:ilvl w:val="0"/>
+          <w:numId w:val="12"/>
+        </w:numPr>
+        <w:ind w:firstLineChars="0"/>
+        <w:rPr>
+          <w:rFonts w:hint="eastAsia"/>
+          <w:color w:val="0070C0"/>
+          <w:sz w:val="18"/>
+          <w:szCs w:val="18"/>
+          <w:shd w:val="pct15" w:color="auto" w:fill="FFFFFF"/>
+        </w:rPr>
+      </w:pPr>
+      <w:r>
+        <w:rPr>
+          <w:rFonts w:hint="eastAsia"/>
+          <w:color w:val="0070C0"/>
+          <w:sz w:val="18"/>
+          <w:szCs w:val="18"/>
+          <w:shd w:val="pct15" w:color="auto" w:fill="FFFFFF"/>
+        </w:rPr>
+        <w:t>sequoiadb-1.12.1-x86_64.deb</w:t>
+      </w:r>
+    </w:p>
+    <w:p>
+      <w:pPr>
+        <w:rPr>
+          <w:rFonts w:hint="eastAsia"/>
+        </w:rPr>
+      </w:pPr>
+    </w:p>
+    <w:p/>
+    <w:tbl>
+      <w:tblPr>
+        <w:tblStyle w:val="TableGrid"/>
+        <w:tblW w:w="0" w:type="auto"/>
+        <w:tblInd w:w="357" w:type="dxa"/>
+        <w:tblLook w:val="04A0"/>
+      </w:tblPr>
+      <w:tblGrid>
+        <w:gridCol w:w="2300"/>
+        <w:gridCol w:w="3810"/>
+        <w:gridCol w:w="2055"/>
+      </w:tblGrid>
+      <w:tr>
+        <w:tc>
+          <w:tcPr>
             <w:tcW w:w="2840" w:type="dxa"/>
             <w:shd w:val="clear" w:color="auto" w:fill="D9D9D9" w:themeFill="background1" w:themeFillShade="D9"/>
           </w:tcPr>
@@ -129,7 +1984,60 @@
           <w:p>
             <w:pPr>
               <w:ind w:left="0"/>
-            </w:pPr>
+              <w:rPr>
+                <w:rFonts w:hint="eastAsia"/>
+              </w:rPr>
+            </w:pPr>
+            <w:r>
+              <w:t>sequoiadb-1.12-linux_x86_64-installer.run</w:t>
+            </w:r>
+          </w:p>
+          <w:p>
+            <w:pPr>
+              <w:ind w:left="0"/>
+            </w:pPr>
+            <w:r>
+              <w:rPr>
+                <w:rFonts w:hint="eastAsia"/>
+              </w:rPr>
+              <w:t>&lt;</w:t>
+            </w:r>
+            <w:r>
+              <w:rPr>
+                <w:rFonts w:hint="eastAsia"/>
+              </w:rPr>
+              <w:t>固定前缀</w:t>
+            </w:r>
+            <w:r>
+              <w:rPr>
+                <w:rFonts w:hint="eastAsia"/>
+              </w:rPr>
+              <w:t>&gt;-&lt;</w:t>
+            </w:r>
+            <w:r>
+              <w:rPr>
+                <w:rFonts w:hint="eastAsia"/>
+              </w:rPr>
+              <w:t>版本</w:t>
+            </w:r>
+            <w:r>
+              <w:rPr>
+                <w:rFonts w:hint="eastAsia"/>
+              </w:rPr>
+              <w:t>&gt;-&lt;OS&gt;_&lt;CPU</w:t>
+            </w:r>
+            <w:r>
+              <w:rPr>
+                <w:rFonts w:hint="eastAsia"/>
+              </w:rPr>
+              <w:t>架构</w:t>
+            </w:r>
+            <w:r>
+              <w:rPr>
+                <w:rFonts w:hint="eastAsia"/>
+              </w:rPr>
+              <w:t>&gt;</w:t>
+            </w:r>
           </w:p>
         </w:tc>
         <w:tc>
@@ -952,6 +2860,7 @@
         <w:rPr>
           <w:rFonts w:hint="eastAsia"/>
         </w:rPr>
+        <w:lastRenderedPageBreak/>
         <w:t>发布包</w:t>
       </w:r>
       <w:r>
@@ -962,11 +2871,6 @@
       </w:r>
     </w:p>
     <w:p>
-      <w:pPr>
-        <w:rPr>
-          <w:rFonts w:hint="eastAsia"/>
-        </w:rPr>
-      </w:pPr>
       <w:r>
         <w:rPr>
           <w:rFonts w:hint="eastAsia"/>
@@ -987,11 +2891,6 @@
       </w:r>
     </w:p>
     <w:p>
-      <w:pPr>
-        <w:rPr>
-          <w:rFonts w:hint="eastAsia"/>
-        </w:rPr>
-      </w:pPr>
       <w:r>
         <w:rPr>
           <w:rFonts w:hint="eastAsia"/>
@@ -1018,11 +2917,6 @@
       </w:r>
     </w:p>
     <w:p>
-      <w:pPr>
-        <w:rPr>
-          <w:rFonts w:hint="eastAsia"/>
-        </w:rPr>
-      </w:pPr>
       <w:r>
         <w:rPr>
           <w:rFonts w:hint="eastAsia"/>
@@ -1049,38 +2943,22 @@
       </w:r>
     </w:p>
     <w:p>
-      <w:pPr>
-        <w:rPr>
-          <w:rFonts w:hint="eastAsia"/>
-        </w:rPr>
-      </w:pPr>
-      <w:r>
-        <w:rPr>
-          <w:rFonts w:hint="eastAsia"/>
-        </w:rPr>
-        <w:t xml:space="preserve">      |---sh</w:t>
-      </w:r>
-    </w:p>
-    <w:p>
-      <w:pPr>
-        <w:rPr>
-          <w:rFonts w:hint="eastAsia"/>
-        </w:rPr>
-      </w:pPr>
-      <w:r>
-        <w:rPr>
-          <w:rFonts w:hint="eastAsia"/>
-        </w:rPr>
-        <w:lastRenderedPageBreak/>
+      <w:r>
+        <w:rPr>
+          <w:rFonts w:hint="eastAsia"/>
+        </w:rPr>
+        <w:t xml:space="preserve">      |---*.sh</w:t>
+      </w:r>
+    </w:p>
+    <w:p>
+      <w:r>
+        <w:rPr>
+          <w:rFonts w:hint="eastAsia"/>
+        </w:rPr>
         <w:t xml:space="preserve">      |---js</w:t>
       </w:r>
     </w:p>
     <w:p>
-      <w:pPr>
-        <w:rPr>
-          <w:rFonts w:hint="eastAsia"/>
-        </w:rPr>
-      </w:pPr>
       <w:r>
         <w:rPr>
           <w:rFonts w:hint="eastAsia"/>
@@ -1095,11 +2973,6 @@
       </w:r>
     </w:p>
     <w:p>
-      <w:pPr>
-        <w:rPr>
-          <w:rFonts w:hint="eastAsia"/>
-        </w:rPr>
-      </w:pPr>
       <w:r>
         <w:rPr>
           <w:rFonts w:hint="eastAsia"/>
@@ -1108,11 +2981,6 @@
       </w:r>
     </w:p>
     <w:p>
-      <w:pPr>
-        <w:rPr>
-          <w:rFonts w:hint="eastAsia"/>
-        </w:rPr>
-      </w:pPr>
       <w:r>
         <w:rPr>
           <w:rFonts w:hint="eastAsia"/>
@@ -1121,11 +2989,6 @@
       </w:r>
     </w:p>
     <w:p>
-      <w:pPr>
-        <w:rPr>
-          <w:rFonts w:hint="eastAsia"/>
-        </w:rPr>
-      </w:pPr>
       <w:r>
         <w:rPr>
           <w:rFonts w:hint="eastAsia"/>
@@ -1134,11 +2997,6 @@
       </w:r>
     </w:p>
     <w:p>
-      <w:pPr>
-        <w:rPr>
-          <w:rFonts w:hint="eastAsia"/>
-        </w:rPr>
-      </w:pPr>
       <w:r>
         <w:rPr>
           <w:rFonts w:hint="eastAsia"/>
@@ -1153,11 +3011,6 @@
       </w:r>
     </w:p>
     <w:p>
-      <w:pPr>
-        <w:rPr>
-          <w:rFonts w:hint="eastAsia"/>
-        </w:rPr>
-      </w:pPr>
       <w:r>
         <w:rPr>
           <w:rFonts w:hint="eastAsia"/>
@@ -1196,11 +3049,6 @@
       </w:r>
     </w:p>
     <w:p>
-      <w:pPr>
-        <w:rPr>
-          <w:rFonts w:hint="eastAsia"/>
-        </w:rPr>
-      </w:pPr>
       <w:r>
         <w:rPr>
           <w:rFonts w:hint="eastAsia"/>
@@ -1227,11 +3075,6 @@
       </w:r>
     </w:p>
     <w:p>
-      <w:pPr>
-        <w:rPr>
-          <w:rFonts w:hint="eastAsia"/>
-        </w:rPr>
-      </w:pPr>
       <w:r>
         <w:rPr>
           <w:rFonts w:hint="eastAsia"/>
@@ -1246,11 +3089,6 @@
       </w:r>
     </w:p>
     <w:p>
-      <w:pPr>
-        <w:rPr>
-          <w:rFonts w:hint="eastAsia"/>
-        </w:rPr>
-      </w:pPr>
       <w:r>
         <w:rPr>
           <w:rFonts w:hint="eastAsia"/>
@@ -1277,11 +3115,6 @@
       </w:r>
     </w:p>
     <w:p>
-      <w:pPr>
-        <w:rPr>
-          <w:rFonts w:hint="eastAsia"/>
-        </w:rPr>
-      </w:pPr>
       <w:r>
         <w:rPr>
           <w:rFonts w:hint="eastAsia"/>
@@ -1293,11 +3126,6 @@
       </w:r>
     </w:p>
     <w:p>
-      <w:pPr>
-        <w:rPr>
-          <w:rFonts w:hint="eastAsia"/>
-        </w:rPr>
-      </w:pPr>
       <w:r>
         <w:rPr>
           <w:rFonts w:hint="eastAsia"/>
@@ -1312,11 +3140,6 @@
       </w:r>
     </w:p>
     <w:p>
-      <w:pPr>
-        <w:rPr>
-          <w:rFonts w:hint="eastAsia"/>
-        </w:rPr>
-      </w:pPr>
       <w:r>
         <w:rPr>
           <w:rFonts w:hint="eastAsia"/>
@@ -1325,11 +3148,6 @@
       </w:r>
     </w:p>
     <w:p>
-      <w:pPr>
-        <w:rPr>
-          <w:rFonts w:hint="eastAsia"/>
-        </w:rPr>
-      </w:pPr>
       <w:r>
         <w:rPr>
           <w:rFonts w:hint="eastAsia"/>
@@ -1338,11 +3156,6 @@
       </w:r>
     </w:p>
     <w:p>
-      <w:pPr>
-        <w:rPr>
-          <w:rFonts w:hint="eastAsia"/>
-        </w:rPr>
-      </w:pPr>
       <w:r>
         <w:rPr>
           <w:rFonts w:hint="eastAsia"/>
@@ -1351,11 +3164,6 @@
       </w:r>
     </w:p>
     <w:p>
-      <w:pPr>
-        <w:rPr>
-          <w:rFonts w:hint="eastAsia"/>
-        </w:rPr>
-      </w:pPr>
       <w:r>
         <w:rPr>
           <w:rFonts w:hint="eastAsia"/>
@@ -1364,11 +3172,6 @@
       </w:r>
     </w:p>
     <w:p>
-      <w:pPr>
-        <w:rPr>
-          <w:rFonts w:hint="eastAsia"/>
-        </w:rPr>
-      </w:pPr>
       <w:r>
         <w:rPr>
           <w:rFonts w:hint="eastAsia"/>
@@ -1377,11 +3180,6 @@
       </w:r>
     </w:p>
     <w:p>
-      <w:pPr>
-        <w:rPr>
-          <w:rFonts w:hint="eastAsia"/>
-        </w:rPr>
-      </w:pPr>
       <w:r>
         <w:rPr>
           <w:rFonts w:hint="eastAsia"/>
@@ -1390,11 +3188,6 @@
       </w:r>
     </w:p>
     <w:p>
-      <w:pPr>
-        <w:rPr>
-          <w:rFonts w:hint="eastAsia"/>
-        </w:rPr>
-      </w:pPr>
       <w:r>
         <w:rPr>
           <w:rFonts w:hint="eastAsia"/>
@@ -1403,11 +3196,6 @@
       </w:r>
     </w:p>
     <w:p>
-      <w:pPr>
-        <w:rPr>
-          <w:rFonts w:hint="eastAsia"/>
-        </w:rPr>
-      </w:pPr>
       <w:r>
         <w:rPr>
           <w:rFonts w:hint="eastAsia"/>
@@ -1416,11 +3204,6 @@
       </w:r>
     </w:p>
     <w:p>
-      <w:pPr>
-        <w:rPr>
-          <w:rFonts w:hint="eastAsia"/>
-        </w:rPr>
-      </w:pPr>
       <w:r>
         <w:rPr>
           <w:rFonts w:hint="eastAsia"/>
@@ -1429,11 +3212,6 @@
       </w:r>
     </w:p>
     <w:p>
-      <w:pPr>
-        <w:rPr>
-          <w:rFonts w:hint="eastAsia"/>
-        </w:rPr>
-      </w:pPr>
       <w:r>
         <w:rPr>
           <w:rFonts w:hint="eastAsia"/>
@@ -1441,15 +3219,31 @@
         <w:t xml:space="preserve">         |---</w:t>
       </w:r>
       <w:r>
-        <w:t>sequoiadb.jar</w:t>
-      </w:r>
-    </w:p>
-    <w:p>
-      <w:pPr>
-        <w:rPr>
-          <w:rFonts w:hint="eastAsia"/>
-        </w:rPr>
-      </w:pPr>
+        <w:t>sequoiadb</w:t>
+      </w:r>
+      <w:r>
+        <w:rPr>
+          <w:rFonts w:hint="eastAsia"/>
+        </w:rPr>
+        <w:t>-driver-&lt;</w:t>
+      </w:r>
+      <w:r>
+        <w:rPr>
+          <w:rFonts w:hint="eastAsia"/>
+        </w:rPr>
+        <w:t>版本</w:t>
+      </w:r>
+      <w:r>
+        <w:rPr>
+          <w:rFonts w:hint="eastAsia"/>
+        </w:rPr>
+        <w:t>&gt;</w:t>
+      </w:r>
+      <w:r>
+        <w:t>.jar</w:t>
+      </w:r>
+    </w:p>
+    <w:p>
       <w:r>
         <w:rPr>
           <w:rFonts w:hint="eastAsia"/>
@@ -1458,11 +3252,6 @@
       </w:r>
     </w:p>
     <w:p>
-      <w:pPr>
-        <w:rPr>
-          <w:rFonts w:hint="eastAsia"/>
-        </w:rPr>
-      </w:pPr>
       <w:r>
         <w:rPr>
           <w:rFonts w:hint="eastAsia"/>
@@ -1471,11 +3260,6 @@
       </w:r>
     </w:p>
     <w:p>
-      <w:pPr>
-        <w:rPr>
-          <w:rFonts w:hint="eastAsia"/>
-        </w:rPr>
-      </w:pPr>
       <w:r>
         <w:rPr>
           <w:rFonts w:hint="eastAsia"/>
@@ -1484,11 +3268,6 @@
       </w:r>
     </w:p>
     <w:p>
-      <w:pPr>
-        <w:rPr>
-          <w:rFonts w:hint="eastAsia"/>
-        </w:rPr>
-      </w:pPr>
       <w:r>
         <w:rPr>
           <w:rFonts w:hint="eastAsia"/>
@@ -1497,11 +3276,6 @@
       </w:r>
     </w:p>
     <w:p>
-      <w:pPr>
-        <w:rPr>
-          <w:rFonts w:hint="eastAsia"/>
-        </w:rPr>
-      </w:pPr>
       <w:r>
         <w:rPr>
           <w:rFonts w:hint="eastAsia"/>
@@ -1513,11 +3287,6 @@
       </w:r>
     </w:p>
     <w:p>
-      <w:pPr>
-        <w:rPr>
-          <w:rFonts w:hint="eastAsia"/>
-        </w:rPr>
-      </w:pPr>
       <w:r>
         <w:rPr>
           <w:rFonts w:hint="eastAsia"/>
@@ -1526,11 +3295,6 @@
       </w:r>
     </w:p>
     <w:p>
-      <w:pPr>
-        <w:rPr>
-          <w:rFonts w:hint="eastAsia"/>
-        </w:rPr>
-      </w:pPr>
       <w:r>
         <w:rPr>
           <w:rFonts w:hint="eastAsia"/>
@@ -1539,11 +3303,6 @@
       </w:r>
     </w:p>
     <w:p>
-      <w:pPr>
-        <w:rPr>
-          <w:rFonts w:hint="eastAsia"/>
-        </w:rPr>
-      </w:pPr>
       <w:r>
         <w:rPr>
           <w:rFonts w:hint="eastAsia"/>
@@ -1610,6 +3369,119 @@
 <file path=word/numbering.xml><?xml version="1.0" encoding="utf-8"?>
 <w:numbering xmlns:ve="http://schemas.openxmlformats.org/markup-compatibility/2006" xmlns:o="urn:schemas-microsoft-com:office:office" xmlns:r="http://schemas.openxmlformats.org/officeDocument/2006/relationships" xmlns:m="http://schemas.openxmlformats.org/officeDocument/2006/math" xmlns:v="urn:schemas-microsoft-com:vml" xmlns:wp="http://schemas.openxmlformats.org/drawingml/2006/wordprocessingDrawing" xmlns:w10="urn:schemas-microsoft-com:office:word" xmlns:w="http://schemas.openxmlformats.org/wordprocessingml/2006/main" xmlns:wne="http://schemas.microsoft.com/office/word/2006/wordml">
   <w:abstractNum w:abstractNumId="0">
+    <w:nsid w:val="199C214C"/>
+    <w:multiLevelType w:val="hybridMultilevel"/>
+    <w:tmpl w:val="450C4A68"/>
+    <w:lvl w:ilvl="0" w:tplc="0409000B">
+      <w:start w:val="1"/>
+      <w:numFmt w:val="bullet"/>
+      <w:lvlText w:val=""/>
+      <w:lvlJc w:val="left"/>
+      <w:pPr>
+        <w:ind w:left="777" w:hanging="420"/>
+      </w:pPr>
+      <w:rPr>
+        <w:rFonts w:ascii="Wingdings" w:hAnsi="Wingdings" w:hint="default"/>
+      </w:rPr>
+    </w:lvl>
+    <w:lvl w:ilvl="1" w:tplc="04090003" w:tentative="1">
+      <w:start w:val="1"/>
+      <w:numFmt w:val="bullet"/>
+      <w:lvlText w:val=""/>
+      <w:lvlJc w:val="left"/>
+      <w:pPr>
+        <w:ind w:left="1197" w:hanging="420"/>
+      </w:pPr>
+      <w:rPr>
+        <w:rFonts w:ascii="Wingdings" w:hAnsi="Wingdings" w:hint="default"/>
+      </w:rPr>
+    </w:lvl>
+    <w:lvl w:ilvl="2" w:tplc="04090005" w:tentative="1">
+      <w:start w:val="1"/>
+      <w:numFmt w:val="bullet"/>
+      <w:lvlText w:val=""/>
+      <w:lvlJc w:val="left"/>
+      <w:pPr>
+        <w:ind w:left="1617" w:hanging="420"/>
+      </w:pPr>
+      <w:rPr>
+        <w:rFonts w:ascii="Wingdings" w:hAnsi="Wingdings" w:hint="default"/>
+      </w:rPr>
+    </w:lvl>
+    <w:lvl w:ilvl="3" w:tplc="04090001" w:tentative="1">
+      <w:start w:val="1"/>
+      <w:numFmt w:val="bullet"/>
+      <w:lvlText w:val=""/>
+      <w:lvlJc w:val="left"/>
+      <w:pPr>
+        <w:ind w:left="2037" w:hanging="420"/>
+      </w:pPr>
+      <w:rPr>
+        <w:rFonts w:ascii="Wingdings" w:hAnsi="Wingdings" w:hint="default"/>
+      </w:rPr>
+    </w:lvl>
+    <w:lvl w:ilvl="4" w:tplc="04090003" w:tentative="1">
+      <w:start w:val="1"/>
+      <w:numFmt w:val="bullet"/>
+      <w:lvlText w:val=""/>
+      <w:lvlJc w:val="left"/>
+      <w:pPr>
+        <w:ind w:left="2457" w:hanging="420"/>
+      </w:pPr>
+      <w:rPr>
+        <w:rFonts w:ascii="Wingdings" w:hAnsi="Wingdings" w:hint="default"/>
+      </w:rPr>
+    </w:lvl>
+    <w:lvl w:ilvl="5" w:tplc="04090005" w:tentative="1">
+      <w:start w:val="1"/>
+      <w:numFmt w:val="bullet"/>
+      <w:lvlText w:val=""/>
+      <w:lvlJc w:val="left"/>
+      <w:pPr>
+        <w:ind w:left="2877" w:hanging="420"/>
+      </w:pPr>
+      <w:rPr>
+        <w:rFonts w:ascii="Wingdings" w:hAnsi="Wingdings" w:hint="default"/>
+      </w:rPr>
+    </w:lvl>
+    <w:lvl w:ilvl="6" w:tplc="04090001" w:tentative="1">
+      <w:start w:val="1"/>
+      <w:numFmt w:val="bullet"/>
+      <w:lvlText w:val=""/>
+      <w:lvlJc w:val="left"/>
+      <w:pPr>
+        <w:ind w:left="3297" w:hanging="420"/>
+      </w:pPr>
+      <w:rPr>
+        <w:rFonts w:ascii="Wingdings" w:hAnsi="Wingdings" w:hint="default"/>
+      </w:rPr>
+    </w:lvl>
+    <w:lvl w:ilvl="7" w:tplc="04090003" w:tentative="1">
+      <w:start w:val="1"/>
+      <w:numFmt w:val="bullet"/>
+      <w:lvlText w:val=""/>
+      <w:lvlJc w:val="left"/>
+      <w:pPr>
+        <w:ind w:left="3717" w:hanging="420"/>
+      </w:pPr>
+      <w:rPr>
+        <w:rFonts w:ascii="Wingdings" w:hAnsi="Wingdings" w:hint="default"/>
+      </w:rPr>
+    </w:lvl>
+    <w:lvl w:ilvl="8" w:tplc="04090005" w:tentative="1">
+      <w:start w:val="1"/>
+      <w:numFmt w:val="bullet"/>
+      <w:lvlText w:val=""/>
+      <w:lvlJc w:val="left"/>
+      <w:pPr>
+        <w:ind w:left="4137" w:hanging="420"/>
+      </w:pPr>
+      <w:rPr>
+        <w:rFonts w:ascii="Wingdings" w:hAnsi="Wingdings" w:hint="default"/>
+      </w:rPr>
+    </w:lvl>
+  </w:abstractNum>
+  <w:abstractNum w:abstractNumId="1">
     <w:nsid w:val="22501AA3"/>
     <w:multiLevelType w:val="hybridMultilevel"/>
     <w:tmpl w:val="1B2A9E7A"/>
@@ -1696,7 +3568,7 @@
       </w:pPr>
     </w:lvl>
   </w:abstractNum>
-  <w:abstractNum w:abstractNumId="1">
+  <w:abstractNum w:abstractNumId="2">
     <w:nsid w:val="23EC5C36"/>
     <w:multiLevelType w:val="hybridMultilevel"/>
     <w:tmpl w:val="3338448C"/>
@@ -1785,11 +3657,237 @@
       </w:pPr>
     </w:lvl>
   </w:abstractNum>
-  <w:abstractNum w:abstractNumId="2">
+  <w:abstractNum w:abstractNumId="3">
+    <w:nsid w:val="342079AD"/>
+    <w:multiLevelType w:val="hybridMultilevel"/>
+    <w:tmpl w:val="4860F456"/>
+    <w:lvl w:ilvl="0" w:tplc="04090001">
+      <w:start w:val="1"/>
+      <w:numFmt w:val="bullet"/>
+      <w:lvlText w:val=""/>
+      <w:lvlJc w:val="left"/>
+      <w:pPr>
+        <w:ind w:left="777" w:hanging="420"/>
+      </w:pPr>
+      <w:rPr>
+        <w:rFonts w:ascii="Wingdings" w:hAnsi="Wingdings" w:hint="default"/>
+      </w:rPr>
+    </w:lvl>
+    <w:lvl w:ilvl="1" w:tplc="04090003" w:tentative="1">
+      <w:start w:val="1"/>
+      <w:numFmt w:val="bullet"/>
+      <w:lvlText w:val=""/>
+      <w:lvlJc w:val="left"/>
+      <w:pPr>
+        <w:ind w:left="1197" w:hanging="420"/>
+      </w:pPr>
+      <w:rPr>
+        <w:rFonts w:ascii="Wingdings" w:hAnsi="Wingdings" w:hint="default"/>
+      </w:rPr>
+    </w:lvl>
+    <w:lvl w:ilvl="2" w:tplc="04090005" w:tentative="1">
+      <w:start w:val="1"/>
+      <w:numFmt w:val="bullet"/>
+      <w:lvlText w:val=""/>
+      <w:lvlJc w:val="left"/>
+      <w:pPr>
+        <w:ind w:left="1617" w:hanging="420"/>
+      </w:pPr>
+      <w:rPr>
+        <w:rFonts w:ascii="Wingdings" w:hAnsi="Wingdings" w:hint="default"/>
+      </w:rPr>
+    </w:lvl>
+    <w:lvl w:ilvl="3" w:tplc="04090001" w:tentative="1">
+      <w:start w:val="1"/>
+      <w:numFmt w:val="bullet"/>
+      <w:lvlText w:val=""/>
+      <w:lvlJc w:val="left"/>
+      <w:pPr>
+        <w:ind w:left="2037" w:hanging="420"/>
+      </w:pPr>
+      <w:rPr>
+        <w:rFonts w:ascii="Wingdings" w:hAnsi="Wingdings" w:hint="default"/>
+      </w:rPr>
+    </w:lvl>
+    <w:lvl w:ilvl="4" w:tplc="04090003" w:tentative="1">
+      <w:start w:val="1"/>
+      <w:numFmt w:val="bullet"/>
+      <w:lvlText w:val=""/>
+      <w:lvlJc w:val="left"/>
+      <w:pPr>
+        <w:ind w:left="2457" w:hanging="420"/>
+      </w:pPr>
+      <w:rPr>
+        <w:rFonts w:ascii="Wingdings" w:hAnsi="Wingdings" w:hint="default"/>
+      </w:rPr>
+    </w:lvl>
+    <w:lvl w:ilvl="5" w:tplc="04090005" w:tentative="1">
+      <w:start w:val="1"/>
+      <w:numFmt w:val="bullet"/>
+      <w:lvlText w:val=""/>
+      <w:lvlJc w:val="left"/>
+      <w:pPr>
+        <w:ind w:left="2877" w:hanging="420"/>
+      </w:pPr>
+      <w:rPr>
+        <w:rFonts w:ascii="Wingdings" w:hAnsi="Wingdings" w:hint="default"/>
+      </w:rPr>
+    </w:lvl>
+    <w:lvl w:ilvl="6" w:tplc="04090001" w:tentative="1">
+      <w:start w:val="1"/>
+      <w:numFmt w:val="bullet"/>
+      <w:lvlText w:val=""/>
+      <w:lvlJc w:val="left"/>
+      <w:pPr>
+        <w:ind w:left="3297" w:hanging="420"/>
+      </w:pPr>
+      <w:rPr>
+        <w:rFonts w:ascii="Wingdings" w:hAnsi="Wingdings" w:hint="default"/>
+      </w:rPr>
+    </w:lvl>
+    <w:lvl w:ilvl="7" w:tplc="04090003" w:tentative="1">
+      <w:start w:val="1"/>
+      <w:numFmt w:val="bullet"/>
+      <w:lvlText w:val=""/>
+      <w:lvlJc w:val="left"/>
+      <w:pPr>
+        <w:ind w:left="3717" w:hanging="420"/>
+      </w:pPr>
+      <w:rPr>
+        <w:rFonts w:ascii="Wingdings" w:hAnsi="Wingdings" w:hint="default"/>
+      </w:rPr>
+    </w:lvl>
+    <w:lvl w:ilvl="8" w:tplc="04090005" w:tentative="1">
+      <w:start w:val="1"/>
+      <w:numFmt w:val="bullet"/>
+      <w:lvlText w:val=""/>
+      <w:lvlJc w:val="left"/>
+      <w:pPr>
+        <w:ind w:left="4137" w:hanging="420"/>
+      </w:pPr>
+      <w:rPr>
+        <w:rFonts w:ascii="Wingdings" w:hAnsi="Wingdings" w:hint="default"/>
+      </w:rPr>
+    </w:lvl>
+  </w:abstractNum>
+  <w:abstractNum w:abstractNumId="4">
+    <w:nsid w:val="445D7142"/>
+    <w:multiLevelType w:val="hybridMultilevel"/>
+    <w:tmpl w:val="7346DD5A"/>
+    <w:lvl w:ilvl="0" w:tplc="04090009">
+      <w:start w:val="1"/>
+      <w:numFmt w:val="bullet"/>
+      <w:lvlText w:val=""/>
+      <w:lvlJc w:val="left"/>
+      <w:pPr>
+        <w:ind w:left="777" w:hanging="420"/>
+      </w:pPr>
+      <w:rPr>
+        <w:rFonts w:ascii="Wingdings" w:hAnsi="Wingdings" w:hint="default"/>
+      </w:rPr>
+    </w:lvl>
+    <w:lvl w:ilvl="1" w:tplc="04090003" w:tentative="1">
+      <w:start w:val="1"/>
+      <w:numFmt w:val="bullet"/>
+      <w:lvlText w:val=""/>
+      <w:lvlJc w:val="left"/>
+      <w:pPr>
+        <w:ind w:left="1197" w:hanging="420"/>
+      </w:pPr>
+      <w:rPr>
+        <w:rFonts w:ascii="Wingdings" w:hAnsi="Wingdings" w:hint="default"/>
+      </w:rPr>
+    </w:lvl>
+    <w:lvl w:ilvl="2" w:tplc="04090005" w:tentative="1">
+      <w:start w:val="1"/>
+      <w:numFmt w:val="bullet"/>
+      <w:lvlText w:val=""/>
+      <w:lvlJc w:val="left"/>
+      <w:pPr>
+        <w:ind w:left="1617" w:hanging="420"/>
+      </w:pPr>
+      <w:rPr>
+        <w:rFonts w:ascii="Wingdings" w:hAnsi="Wingdings" w:hint="default"/>
+      </w:rPr>
+    </w:lvl>
+    <w:lvl w:ilvl="3" w:tplc="04090001" w:tentative="1">
+      <w:start w:val="1"/>
+      <w:numFmt w:val="bullet"/>
+      <w:lvlText w:val=""/>
+      <w:lvlJc w:val="left"/>
+      <w:pPr>
+        <w:ind w:left="2037" w:hanging="420"/>
+      </w:pPr>
+      <w:rPr>
+        <w:rFonts w:ascii="Wingdings" w:hAnsi="Wingdings" w:hint="default"/>
+      </w:rPr>
+    </w:lvl>
+    <w:lvl w:ilvl="4" w:tplc="04090003" w:tentative="1">
+      <w:start w:val="1"/>
+      <w:numFmt w:val="bullet"/>
+      <w:lvlText w:val=""/>
+      <w:lvlJc w:val="left"/>
+      <w:pPr>
+        <w:ind w:left="2457" w:hanging="420"/>
+      </w:pPr>
+      <w:rPr>
+        <w:rFonts w:ascii="Wingdings" w:hAnsi="Wingdings" w:hint="default"/>
+      </w:rPr>
+    </w:lvl>
+    <w:lvl w:ilvl="5" w:tplc="04090005" w:tentative="1">
+      <w:start w:val="1"/>
+      <w:numFmt w:val="bullet"/>
+      <w:lvlText w:val=""/>
+      <w:lvlJc w:val="left"/>
+      <w:pPr>
+        <w:ind w:left="2877" w:hanging="420"/>
+      </w:pPr>
+      <w:rPr>
+        <w:rFonts w:ascii="Wingdings" w:hAnsi="Wingdings" w:hint="default"/>
+      </w:rPr>
+    </w:lvl>
+    <w:lvl w:ilvl="6" w:tplc="04090001" w:tentative="1">
+      <w:start w:val="1"/>
+      <w:numFmt w:val="bullet"/>
+      <w:lvlText w:val=""/>
+      <w:lvlJc w:val="left"/>
+      <w:pPr>
+        <w:ind w:left="3297" w:hanging="420"/>
+      </w:pPr>
+      <w:rPr>
+        <w:rFonts w:ascii="Wingdings" w:hAnsi="Wingdings" w:hint="default"/>
+      </w:rPr>
+    </w:lvl>
+    <w:lvl w:ilvl="7" w:tplc="04090003" w:tentative="1">
+      <w:start w:val="1"/>
+      <w:numFmt w:val="bullet"/>
+      <w:lvlText w:val=""/>
+      <w:lvlJc w:val="left"/>
+      <w:pPr>
+        <w:ind w:left="3717" w:hanging="420"/>
+      </w:pPr>
+      <w:rPr>
+        <w:rFonts w:ascii="Wingdings" w:hAnsi="Wingdings" w:hint="default"/>
+      </w:rPr>
+    </w:lvl>
+    <w:lvl w:ilvl="8" w:tplc="04090005" w:tentative="1">
+      <w:start w:val="1"/>
+      <w:numFmt w:val="bullet"/>
+      <w:lvlText w:val=""/>
+      <w:lvlJc w:val="left"/>
+      <w:pPr>
+        <w:ind w:left="4137" w:hanging="420"/>
+      </w:pPr>
+      <w:rPr>
+        <w:rFonts w:ascii="Wingdings" w:hAnsi="Wingdings" w:hint="default"/>
+      </w:rPr>
+    </w:lvl>
+  </w:abstractNum>
+  <w:abstractNum w:abstractNumId="5">
     <w:nsid w:val="589E00D2"/>
-    <w:multiLevelType w:val="hybridMultilevel"/>
-    <w:tmpl w:val="712282AA"/>
-    <w:lvl w:ilvl="0" w:tplc="C4BE6AC0">
+    <w:multiLevelType w:val="multilevel"/>
+    <w:tmpl w:val="43E4D1FE"/>
+    <w:lvl w:ilvl="0">
       <w:start w:val="1"/>
       <w:numFmt w:val="decimal"/>
       <w:pStyle w:val="Heading3"/>
@@ -1799,99 +3897,259 @@
         <w:ind w:left="777" w:hanging="420"/>
       </w:pPr>
     </w:lvl>
-    <w:lvl w:ilvl="1" w:tplc="04090019" w:tentative="1">
-      <w:start w:val="1"/>
-      <w:numFmt w:val="lowerLetter"/>
-      <w:lvlText w:val="%2)"/>
+    <w:lvl w:ilvl="1">
+      <w:start w:val="12"/>
+      <w:numFmt w:val="decimal"/>
+      <w:isLgl/>
+      <w:lvlText w:val="%1.%2"/>
+      <w:lvlJc w:val="left"/>
+      <w:pPr>
+        <w:ind w:left="927" w:hanging="570"/>
+      </w:pPr>
+      <w:rPr>
+        <w:rFonts w:hint="default"/>
+      </w:rPr>
+    </w:lvl>
+    <w:lvl w:ilvl="2">
+      <w:start w:val="1"/>
+      <w:numFmt w:val="decimal"/>
+      <w:isLgl/>
+      <w:lvlText w:val="%1.%2.%3"/>
+      <w:lvlJc w:val="left"/>
+      <w:pPr>
+        <w:ind w:left="1077" w:hanging="720"/>
+      </w:pPr>
+      <w:rPr>
+        <w:rFonts w:hint="default"/>
+      </w:rPr>
+    </w:lvl>
+    <w:lvl w:ilvl="3">
+      <w:start w:val="1"/>
+      <w:numFmt w:val="decimal"/>
+      <w:isLgl/>
+      <w:lvlText w:val="%1.%2.%3.%4"/>
+      <w:lvlJc w:val="left"/>
+      <w:pPr>
+        <w:ind w:left="1077" w:hanging="720"/>
+      </w:pPr>
+      <w:rPr>
+        <w:rFonts w:hint="default"/>
+      </w:rPr>
+    </w:lvl>
+    <w:lvl w:ilvl="4">
+      <w:start w:val="1"/>
+      <w:numFmt w:val="decimal"/>
+      <w:isLgl/>
+      <w:lvlText w:val="%1.%2.%3.%4.%5"/>
+      <w:lvlJc w:val="left"/>
+      <w:pPr>
+        <w:ind w:left="1437" w:hanging="1080"/>
+      </w:pPr>
+      <w:rPr>
+        <w:rFonts w:hint="default"/>
+      </w:rPr>
+    </w:lvl>
+    <w:lvl w:ilvl="5">
+      <w:start w:val="1"/>
+      <w:numFmt w:val="decimal"/>
+      <w:isLgl/>
+      <w:lvlText w:val="%1.%2.%3.%4.%5.%6"/>
+      <w:lvlJc w:val="left"/>
+      <w:pPr>
+        <w:ind w:left="1437" w:hanging="1080"/>
+      </w:pPr>
+      <w:rPr>
+        <w:rFonts w:hint="default"/>
+      </w:rPr>
+    </w:lvl>
+    <w:lvl w:ilvl="6">
+      <w:start w:val="1"/>
+      <w:numFmt w:val="decimal"/>
+      <w:isLgl/>
+      <w:lvlText w:val="%1.%2.%3.%4.%5.%6.%7"/>
+      <w:lvlJc w:val="left"/>
+      <w:pPr>
+        <w:ind w:left="1437" w:hanging="1080"/>
+      </w:pPr>
+      <w:rPr>
+        <w:rFonts w:hint="default"/>
+      </w:rPr>
+    </w:lvl>
+    <w:lvl w:ilvl="7">
+      <w:start w:val="1"/>
+      <w:numFmt w:val="decimal"/>
+      <w:isLgl/>
+      <w:lvlText w:val="%1.%2.%3.%4.%5.%6.%7.%8"/>
+      <w:lvlJc w:val="left"/>
+      <w:pPr>
+        <w:ind w:left="1797" w:hanging="1440"/>
+      </w:pPr>
+      <w:rPr>
+        <w:rFonts w:hint="default"/>
+      </w:rPr>
+    </w:lvl>
+    <w:lvl w:ilvl="8">
+      <w:start w:val="1"/>
+      <w:numFmt w:val="decimal"/>
+      <w:isLgl/>
+      <w:lvlText w:val="%1.%2.%3.%4.%5.%6.%7.%8.%9"/>
+      <w:lvlJc w:val="left"/>
+      <w:pPr>
+        <w:ind w:left="1797" w:hanging="1440"/>
+      </w:pPr>
+      <w:rPr>
+        <w:rFonts w:hint="default"/>
+      </w:rPr>
+    </w:lvl>
+  </w:abstractNum>
+  <w:abstractNum w:abstractNumId="6">
+    <w:nsid w:val="5BF74E7A"/>
+    <w:multiLevelType w:val="hybridMultilevel"/>
+    <w:tmpl w:val="AC3285C4"/>
+    <w:lvl w:ilvl="0" w:tplc="0409000B">
+      <w:start w:val="1"/>
+      <w:numFmt w:val="bullet"/>
+      <w:lvlText w:val=""/>
+      <w:lvlJc w:val="left"/>
+      <w:pPr>
+        <w:ind w:left="777" w:hanging="420"/>
+      </w:pPr>
+      <w:rPr>
+        <w:rFonts w:ascii="Wingdings" w:hAnsi="Wingdings" w:hint="default"/>
+      </w:rPr>
+    </w:lvl>
+    <w:lvl w:ilvl="1" w:tplc="04090003">
+      <w:start w:val="1"/>
+      <w:numFmt w:val="bullet"/>
+      <w:lvlText w:val=""/>
       <w:lvlJc w:val="left"/>
       <w:pPr>
         <w:ind w:left="1197" w:hanging="420"/>
       </w:pPr>
-    </w:lvl>
-    <w:lvl w:ilvl="2" w:tplc="0409001B" w:tentative="1">
-      <w:start w:val="1"/>
-      <w:numFmt w:val="lowerRoman"/>
-      <w:lvlText w:val="%3."/>
-      <w:lvlJc w:val="right"/>
+      <w:rPr>
+        <w:rFonts w:ascii="Wingdings" w:hAnsi="Wingdings" w:hint="default"/>
+      </w:rPr>
+    </w:lvl>
+    <w:lvl w:ilvl="2" w:tplc="04090005" w:tentative="1">
+      <w:start w:val="1"/>
+      <w:numFmt w:val="bullet"/>
+      <w:lvlText w:val=""/>
+      <w:lvlJc w:val="left"/>
       <w:pPr>
         <w:ind w:left="1617" w:hanging="420"/>
       </w:pPr>
-    </w:lvl>
-    <w:lvl w:ilvl="3" w:tplc="0409000F" w:tentative="1">
-      <w:start w:val="1"/>
-      <w:numFmt w:val="decimal"/>
-      <w:lvlText w:val="%4."/>
+      <w:rPr>
+        <w:rFonts w:ascii="Wingdings" w:hAnsi="Wingdings" w:hint="default"/>
+      </w:rPr>
+    </w:lvl>
+    <w:lvl w:ilvl="3" w:tplc="04090001" w:tentative="1">
+      <w:start w:val="1"/>
+      <w:numFmt w:val="bullet"/>
+      <w:lvlText w:val=""/>
       <w:lvlJc w:val="left"/>
       <w:pPr>
         <w:ind w:left="2037" w:hanging="420"/>
       </w:pPr>
-    </w:lvl>
-    <w:lvl w:ilvl="4" w:tplc="04090019" w:tentative="1">
-      <w:start w:val="1"/>
-      <w:numFmt w:val="lowerLetter"/>
-      <w:lvlText w:val="%5)"/>
+      <w:rPr>
+        <w:rFonts w:ascii="Wingdings" w:hAnsi="Wingdings" w:hint="default"/>
+      </w:rPr>
+    </w:lvl>
+    <w:lvl w:ilvl="4" w:tplc="04090003" w:tentative="1">
+      <w:start w:val="1"/>
+      <w:numFmt w:val="bullet"/>
+      <w:lvlText w:val=""/>
       <w:lvlJc w:val="left"/>
       <w:pPr>
         <w:ind w:left="2457" w:hanging="420"/>
       </w:pPr>
-    </w:lvl>
-    <w:lvl w:ilvl="5" w:tplc="0409001B" w:tentative="1">
-      <w:start w:val="1"/>
-      <w:numFmt w:val="lowerRoman"/>
-      <w:lvlText w:val="%6."/>
-      <w:lvlJc w:val="right"/>
+      <w:rPr>
+        <w:rFonts w:ascii="Wingdings" w:hAnsi="Wingdings" w:hint="default"/>
+      </w:rPr>
+    </w:lvl>
+    <w:lvl w:ilvl="5" w:tplc="04090005" w:tentative="1">
+      <w:start w:val="1"/>
+      <w:numFmt w:val="bullet"/>
+      <w:lvlText w:val=""/>
+      <w:lvlJc w:val="left"/>
       <w:pPr>
         <w:ind w:left="2877" w:hanging="420"/>
       </w:pPr>
-    </w:lvl>
-    <w:lvl w:ilvl="6" w:tplc="0409000F" w:tentative="1">
-      <w:start w:val="1"/>
-      <w:numFmt w:val="decimal"/>
-      <w:lvlText w:val="%7."/>
+      <w:rPr>
+        <w:rFonts w:ascii="Wingdings" w:hAnsi="Wingdings" w:hint="default"/>
+      </w:rPr>
+    </w:lvl>
+    <w:lvl w:ilvl="6" w:tplc="04090001" w:tentative="1">
+      <w:start w:val="1"/>
+      <w:numFmt w:val="bullet"/>
+      <w:lvlText w:val=""/>
       <w:lvlJc w:val="left"/>
       <w:pPr>
         <w:ind w:left="3297" w:hanging="420"/>
       </w:pPr>
-    </w:lvl>
-    <w:lvl w:ilvl="7" w:tplc="04090019" w:tentative="1">
-      <w:start w:val="1"/>
-      <w:numFmt w:val="lowerLetter"/>
-      <w:lvlText w:val="%8)"/>
+      <w:rPr>
+        <w:rFonts w:ascii="Wingdings" w:hAnsi="Wingdings" w:hint="default"/>
+      </w:rPr>
+    </w:lvl>
+    <w:lvl w:ilvl="7" w:tplc="04090003" w:tentative="1">
+      <w:start w:val="1"/>
+      <w:numFmt w:val="bullet"/>
+      <w:lvlText w:val=""/>
       <w:lvlJc w:val="left"/>
       <w:pPr>
         <w:ind w:left="3717" w:hanging="420"/>
       </w:pPr>
-    </w:lvl>
-    <w:lvl w:ilvl="8" w:tplc="0409001B" w:tentative="1">
-      <w:start w:val="1"/>
-      <w:numFmt w:val="lowerRoman"/>
-      <w:lvlText w:val="%9."/>
-      <w:lvlJc w:val="right"/>
+      <w:rPr>
+        <w:rFonts w:ascii="Wingdings" w:hAnsi="Wingdings" w:hint="default"/>
+      </w:rPr>
+    </w:lvl>
+    <w:lvl w:ilvl="8" w:tplc="04090005" w:tentative="1">
+      <w:start w:val="1"/>
+      <w:numFmt w:val="bullet"/>
+      <w:lvlText w:val=""/>
+      <w:lvlJc w:val="left"/>
       <w:pPr>
         <w:ind w:left="4137" w:hanging="420"/>
       </w:pPr>
+      <w:rPr>
+        <w:rFonts w:ascii="Wingdings" w:hAnsi="Wingdings" w:hint="default"/>
+      </w:rPr>
     </w:lvl>
   </w:abstractNum>
   <w:num w:numId="1">
+    <w:abstractNumId w:val="1"/>
+  </w:num>
+  <w:num w:numId="2">
+    <w:abstractNumId w:val="5"/>
+  </w:num>
+  <w:num w:numId="3">
+    <w:abstractNumId w:val="2"/>
+  </w:num>
+  <w:num w:numId="4">
+    <w:abstractNumId w:val="1"/>
+  </w:num>
+  <w:num w:numId="5">
+    <w:abstractNumId w:val="1"/>
+  </w:num>
+  <w:num w:numId="6">
+    <w:abstractNumId w:val="5"/>
+  </w:num>
+  <w:num w:numId="7">
+    <w:abstractNumId w:val="5"/>
+  </w:num>
+  <w:num w:numId="8">
+    <w:abstractNumId w:val="6"/>
+  </w:num>
+  <w:num w:numId="9">
+    <w:abstractNumId w:val="5"/>
+  </w:num>
+  <w:num w:numId="10">
     <w:abstractNumId w:val="0"/>
   </w:num>
-  <w:num w:numId="2">
-    <w:abstractNumId w:val="2"/>
+  <w:num w:numId="11">
+    <w:abstractNumId w:val="3"/>
   </w:num>
-  <w:num w:numId="3">
-    <w:abstractNumId w:val="1"/>
-  </w:num>
-  <w:num w:numId="4">
-    <w:abstractNumId w:val="0"/>
-  </w:num>
-  <w:num w:numId="5">
-    <w:abstractNumId w:val="0"/>
-  </w:num>
-  <w:num w:numId="6">
-    <w:abstractNumId w:val="2"/>
-  </w:num>
-  <w:num w:numId="7">
-    <w:abstractNumId w:val="2"/>
+  <w:num w:numId="12">
+    <w:abstractNumId w:val="4"/>
   </w:num>
 </w:numbering>
 </file>
